--- a/fuentes/CFA2_62110066_DU.docx
+++ b/fuentes/CFA2_62110066_DU.docx
@@ -455,14 +455,14 @@
           <w:rStyle w:val="Extranjerismo"/>
           <w:lang w:val="es-CO"/>
         </w:rPr>
-        <w:t>stocks</w:t>
+        <w:t>stock</w:t>
       </w:r>
       <w:r>
         <w:rPr>
           <w:bCs/>
           <w:szCs w:val="28"/>
         </w:rPr>
-        <w:t xml:space="preserve"> verdes, distribución </w:t>
+        <w:t xml:space="preserve"> verde, distribución </w:t>
       </w:r>
       <w:proofErr w:type="spellStart"/>
       <w:r>
@@ -614,7 +614,7 @@
           <w:r>
             <w:fldChar w:fldCharType="separate"/>
           </w:r>
-          <w:hyperlink w:anchor="_Toc213683731" w:history="1">
+          <w:hyperlink w:anchor="_Toc213838544" w:history="1">
             <w:r>
               <w:rPr>
                 <w:rStyle w:val="Hipervnculo"/>
@@ -641,7 +641,7 @@
                 <w:noProof/>
                 <w:webHidden/>
               </w:rPr>
-              <w:instrText xml:space="preserve"> PAGEREF _Toc213683731 \h </w:instrText>
+              <w:instrText xml:space="preserve"> PAGEREF _Toc213838544 \h </w:instrText>
             </w:r>
             <w:r>
               <w:rPr>
@@ -687,7 +687,7 @@
               <w:lang w:eastAsia="es-MX"/>
             </w:rPr>
           </w:pPr>
-          <w:hyperlink w:anchor="_Toc213683732" w:history="1">
+          <w:hyperlink w:anchor="_Toc213838545" w:history="1">
             <w:r>
               <w:rPr>
                 <w:rStyle w:val="Hipervnculo"/>
@@ -747,7 +747,7 @@
                 <w:noProof/>
                 <w:webHidden/>
               </w:rPr>
-              <w:instrText xml:space="preserve"> PAGEREF _Toc213683732 \h </w:instrText>
+              <w:instrText xml:space="preserve"> PAGEREF _Toc213838545 \h </w:instrText>
             </w:r>
             <w:r>
               <w:rPr>
@@ -789,7 +789,7 @@
               <w:lang w:eastAsia="es-MX"/>
             </w:rPr>
           </w:pPr>
-          <w:hyperlink w:anchor="_Toc213683733" w:history="1">
+          <w:hyperlink w:anchor="_Toc213838546" w:history="1">
             <w:r>
               <w:rPr>
                 <w:rStyle w:val="Hipervnculo"/>
@@ -833,7 +833,7 @@
                 <w:noProof/>
                 <w:webHidden/>
               </w:rPr>
-              <w:instrText xml:space="preserve"> PAGEREF _Toc213683733 \h </w:instrText>
+              <w:instrText xml:space="preserve"> PAGEREF _Toc213838546 \h </w:instrText>
             </w:r>
             <w:r>
               <w:rPr>
@@ -875,7 +875,7 @@
               <w:lang w:eastAsia="es-MX"/>
             </w:rPr>
           </w:pPr>
-          <w:hyperlink w:anchor="_Toc213683734" w:history="1">
+          <w:hyperlink w:anchor="_Toc213838547" w:history="1">
             <w:r>
               <w:rPr>
                 <w:rStyle w:val="Hipervnculo"/>
@@ -902,7 +902,7 @@
                 <w:noProof/>
                 <w:webHidden/>
               </w:rPr>
-              <w:instrText xml:space="preserve"> PAGEREF _Toc213683734 \h </w:instrText>
+              <w:instrText xml:space="preserve"> PAGEREF _Toc213838547 \h </w:instrText>
             </w:r>
             <w:r>
               <w:rPr>
@@ -944,7 +944,7 @@
               <w:lang w:eastAsia="es-MX"/>
             </w:rPr>
           </w:pPr>
-          <w:hyperlink w:anchor="_Toc213683735" w:history="1">
+          <w:hyperlink w:anchor="_Toc213838548" w:history="1">
             <w:r>
               <w:rPr>
                 <w:rStyle w:val="Hipervnculo"/>
@@ -971,7 +971,7 @@
                 <w:noProof/>
                 <w:webHidden/>
               </w:rPr>
-              <w:instrText xml:space="preserve"> PAGEREF _Toc213683735 \h </w:instrText>
+              <w:instrText xml:space="preserve"> PAGEREF _Toc213838548 \h </w:instrText>
             </w:r>
             <w:r>
               <w:rPr>
@@ -1013,7 +1013,7 @@
               <w:lang w:eastAsia="es-MX"/>
             </w:rPr>
           </w:pPr>
-          <w:hyperlink w:anchor="_Toc213683736" w:history="1">
+          <w:hyperlink w:anchor="_Toc213838549" w:history="1">
             <w:r>
               <w:rPr>
                 <w:rStyle w:val="Hipervnculo"/>
@@ -1040,7 +1040,7 @@
                 <w:noProof/>
                 <w:webHidden/>
               </w:rPr>
-              <w:instrText xml:space="preserve"> PAGEREF _Toc213683736 \h </w:instrText>
+              <w:instrText xml:space="preserve"> PAGEREF _Toc213838549 \h </w:instrText>
             </w:r>
             <w:r>
               <w:rPr>
@@ -1082,7 +1082,7 @@
               <w:lang w:eastAsia="es-MX"/>
             </w:rPr>
           </w:pPr>
-          <w:hyperlink w:anchor="_Toc213683737" w:history="1">
+          <w:hyperlink w:anchor="_Toc213838550" w:history="1">
             <w:r>
               <w:rPr>
                 <w:rStyle w:val="Hipervnculo"/>
@@ -1109,7 +1109,7 @@
                 <w:noProof/>
                 <w:webHidden/>
               </w:rPr>
-              <w:instrText xml:space="preserve"> PAGEREF _Toc213683737 \h </w:instrText>
+              <w:instrText xml:space="preserve"> PAGEREF _Toc213838550 \h </w:instrText>
             </w:r>
             <w:r>
               <w:rPr>
@@ -1151,7 +1151,7 @@
               <w:lang w:eastAsia="es-MX"/>
             </w:rPr>
           </w:pPr>
-          <w:hyperlink w:anchor="_Toc213683738" w:history="1">
+          <w:hyperlink w:anchor="_Toc213838551" w:history="1">
             <w:r>
               <w:rPr>
                 <w:rStyle w:val="Hipervnculo"/>
@@ -1178,7 +1178,7 @@
                 <w:noProof/>
                 <w:webHidden/>
               </w:rPr>
-              <w:instrText xml:space="preserve"> PAGEREF _Toc213683738 \h </w:instrText>
+              <w:instrText xml:space="preserve"> PAGEREF _Toc213838551 \h </w:instrText>
             </w:r>
             <w:r>
               <w:rPr>
@@ -1224,7 +1224,7 @@
               <w:lang w:eastAsia="es-MX"/>
             </w:rPr>
           </w:pPr>
-          <w:hyperlink w:anchor="_Toc213683739" w:history="1">
+          <w:hyperlink w:anchor="_Toc213838552" w:history="1">
             <w:r>
               <w:rPr>
                 <w:rStyle w:val="Hipervnculo"/>
@@ -1268,7 +1268,7 @@
                 <w:noProof/>
                 <w:webHidden/>
               </w:rPr>
-              <w:instrText xml:space="preserve"> PAGEREF _Toc213683739 \h </w:instrText>
+              <w:instrText xml:space="preserve"> PAGEREF _Toc213838552 \h </w:instrText>
             </w:r>
             <w:r>
               <w:rPr>
@@ -1310,7 +1310,7 @@
               <w:lang w:eastAsia="es-MX"/>
             </w:rPr>
           </w:pPr>
-          <w:hyperlink w:anchor="_Toc213683740" w:history="1">
+          <w:hyperlink w:anchor="_Toc213838553" w:history="1">
             <w:r>
               <w:rPr>
                 <w:rStyle w:val="Hipervnculo"/>
@@ -1337,7 +1337,7 @@
                 <w:noProof/>
                 <w:webHidden/>
               </w:rPr>
-              <w:instrText xml:space="preserve"> PAGEREF _Toc213683740 \h </w:instrText>
+              <w:instrText xml:space="preserve"> PAGEREF _Toc213838553 \h </w:instrText>
             </w:r>
             <w:r>
               <w:rPr>
@@ -1379,7 +1379,7 @@
               <w:lang w:eastAsia="es-MX"/>
             </w:rPr>
           </w:pPr>
-          <w:hyperlink w:anchor="_Toc213683741" w:history="1">
+          <w:hyperlink w:anchor="_Toc213838554" w:history="1">
             <w:r>
               <w:rPr>
                 <w:rStyle w:val="Hipervnculo"/>
@@ -1406,7 +1406,7 @@
                 <w:noProof/>
                 <w:webHidden/>
               </w:rPr>
-              <w:instrText xml:space="preserve"> PAGEREF _Toc213683741 \h </w:instrText>
+              <w:instrText xml:space="preserve"> PAGEREF _Toc213838554 \h </w:instrText>
             </w:r>
             <w:r>
               <w:rPr>
@@ -1448,7 +1448,7 @@
               <w:lang w:eastAsia="es-MX"/>
             </w:rPr>
           </w:pPr>
-          <w:hyperlink w:anchor="_Toc213683742" w:history="1">
+          <w:hyperlink w:anchor="_Toc213838555" w:history="1">
             <w:r>
               <w:rPr>
                 <w:rStyle w:val="Hipervnculo"/>
@@ -1475,7 +1475,7 @@
                 <w:noProof/>
                 <w:webHidden/>
               </w:rPr>
-              <w:instrText xml:space="preserve"> PAGEREF _Toc213683742 \h </w:instrText>
+              <w:instrText xml:space="preserve"> PAGEREF _Toc213838555 \h </w:instrText>
             </w:r>
             <w:r>
               <w:rPr>
@@ -1517,7 +1517,7 @@
               <w:lang w:eastAsia="es-MX"/>
             </w:rPr>
           </w:pPr>
-          <w:hyperlink w:anchor="_Toc213683743" w:history="1">
+          <w:hyperlink w:anchor="_Toc213838556" w:history="1">
             <w:r>
               <w:rPr>
                 <w:rStyle w:val="Hipervnculo"/>
@@ -1544,7 +1544,7 @@
                 <w:noProof/>
                 <w:webHidden/>
               </w:rPr>
-              <w:instrText xml:space="preserve"> PAGEREF _Toc213683743 \h </w:instrText>
+              <w:instrText xml:space="preserve"> PAGEREF _Toc213838556 \h </w:instrText>
             </w:r>
             <w:r>
               <w:rPr>
@@ -1586,7 +1586,7 @@
               <w:lang w:eastAsia="es-MX"/>
             </w:rPr>
           </w:pPr>
-          <w:hyperlink w:anchor="_Toc213683744" w:history="1">
+          <w:hyperlink w:anchor="_Toc213838557" w:history="1">
             <w:r>
               <w:rPr>
                 <w:rStyle w:val="Hipervnculo"/>
@@ -1613,7 +1613,7 @@
                 <w:noProof/>
                 <w:webHidden/>
               </w:rPr>
-              <w:instrText xml:space="preserve"> PAGEREF _Toc213683744 \h </w:instrText>
+              <w:instrText xml:space="preserve"> PAGEREF _Toc213838557 \h </w:instrText>
             </w:r>
             <w:r>
               <w:rPr>
@@ -1655,7 +1655,7 @@
               <w:lang w:eastAsia="es-MX"/>
             </w:rPr>
           </w:pPr>
-          <w:hyperlink w:anchor="_Toc213683745" w:history="1">
+          <w:hyperlink w:anchor="_Toc213838558" w:history="1">
             <w:r>
               <w:rPr>
                 <w:rStyle w:val="Hipervnculo"/>
@@ -1682,7 +1682,7 @@
                 <w:noProof/>
                 <w:webHidden/>
               </w:rPr>
-              <w:instrText xml:space="preserve"> PAGEREF _Toc213683745 \h </w:instrText>
+              <w:instrText xml:space="preserve"> PAGEREF _Toc213838558 \h </w:instrText>
             </w:r>
             <w:r>
               <w:rPr>
@@ -1728,7 +1728,7 @@
               <w:lang w:eastAsia="es-MX"/>
             </w:rPr>
           </w:pPr>
-          <w:hyperlink w:anchor="_Toc213683746" w:history="1">
+          <w:hyperlink w:anchor="_Toc213838559" w:history="1">
             <w:r>
               <w:rPr>
                 <w:rStyle w:val="Hipervnculo"/>
@@ -1772,7 +1772,7 @@
                 <w:noProof/>
                 <w:webHidden/>
               </w:rPr>
-              <w:instrText xml:space="preserve"> PAGEREF _Toc213683746 \h </w:instrText>
+              <w:instrText xml:space="preserve"> PAGEREF _Toc213838559 \h </w:instrText>
             </w:r>
             <w:r>
               <w:rPr>
@@ -1814,7 +1814,7 @@
               <w:lang w:eastAsia="es-MX"/>
             </w:rPr>
           </w:pPr>
-          <w:hyperlink w:anchor="_Toc213683747" w:history="1">
+          <w:hyperlink w:anchor="_Toc213838560" w:history="1">
             <w:r>
               <w:rPr>
                 <w:rStyle w:val="Hipervnculo"/>
@@ -1841,7 +1841,7 @@
                 <w:noProof/>
                 <w:webHidden/>
               </w:rPr>
-              <w:instrText xml:space="preserve"> PAGEREF _Toc213683747 \h </w:instrText>
+              <w:instrText xml:space="preserve"> PAGEREF _Toc213838560 \h </w:instrText>
             </w:r>
             <w:r>
               <w:rPr>
@@ -1883,7 +1883,7 @@
               <w:lang w:eastAsia="es-MX"/>
             </w:rPr>
           </w:pPr>
-          <w:hyperlink w:anchor="_Toc213683748" w:history="1">
+          <w:hyperlink w:anchor="_Toc213838561" w:history="1">
             <w:r>
               <w:rPr>
                 <w:rStyle w:val="Hipervnculo"/>
@@ -1910,7 +1910,7 @@
                 <w:noProof/>
                 <w:webHidden/>
               </w:rPr>
-              <w:instrText xml:space="preserve"> PAGEREF _Toc213683748 \h </w:instrText>
+              <w:instrText xml:space="preserve"> PAGEREF _Toc213838561 \h </w:instrText>
             </w:r>
             <w:r>
               <w:rPr>
@@ -1952,7 +1952,7 @@
               <w:lang w:eastAsia="es-MX"/>
             </w:rPr>
           </w:pPr>
-          <w:hyperlink w:anchor="_Toc213683749" w:history="1">
+          <w:hyperlink w:anchor="_Toc213838562" w:history="1">
             <w:r>
               <w:rPr>
                 <w:rStyle w:val="Hipervnculo"/>
@@ -1979,7 +1979,7 @@
                 <w:noProof/>
                 <w:webHidden/>
               </w:rPr>
-              <w:instrText xml:space="preserve"> PAGEREF _Toc213683749 \h </w:instrText>
+              <w:instrText xml:space="preserve"> PAGEREF _Toc213838562 \h </w:instrText>
             </w:r>
             <w:r>
               <w:rPr>
@@ -2021,7 +2021,7 @@
               <w:lang w:eastAsia="es-MX"/>
             </w:rPr>
           </w:pPr>
-          <w:hyperlink w:anchor="_Toc213683750" w:history="1">
+          <w:hyperlink w:anchor="_Toc213838563" w:history="1">
             <w:r>
               <w:rPr>
                 <w:rStyle w:val="Hipervnculo"/>
@@ -2048,7 +2048,7 @@
                 <w:noProof/>
                 <w:webHidden/>
               </w:rPr>
-              <w:instrText xml:space="preserve"> PAGEREF _Toc213683750 \h </w:instrText>
+              <w:instrText xml:space="preserve"> PAGEREF _Toc213838563 \h </w:instrText>
             </w:r>
             <w:r>
               <w:rPr>
@@ -2094,7 +2094,7 @@
               <w:lang w:eastAsia="es-MX"/>
             </w:rPr>
           </w:pPr>
-          <w:hyperlink w:anchor="_Toc213683751" w:history="1">
+          <w:hyperlink w:anchor="_Toc213838564" w:history="1">
             <w:r>
               <w:rPr>
                 <w:rStyle w:val="Hipervnculo"/>
@@ -2138,7 +2138,7 @@
                 <w:noProof/>
                 <w:webHidden/>
               </w:rPr>
-              <w:instrText xml:space="preserve"> PAGEREF _Toc213683751 \h </w:instrText>
+              <w:instrText xml:space="preserve"> PAGEREF _Toc213838564 \h </w:instrText>
             </w:r>
             <w:r>
               <w:rPr>
@@ -2180,7 +2180,7 @@
               <w:lang w:eastAsia="es-MX"/>
             </w:rPr>
           </w:pPr>
-          <w:hyperlink w:anchor="_Toc213683752" w:history="1">
+          <w:hyperlink w:anchor="_Toc213838565" w:history="1">
             <w:r>
               <w:rPr>
                 <w:rStyle w:val="Hipervnculo"/>
@@ -2207,7 +2207,7 @@
                 <w:noProof/>
                 <w:webHidden/>
               </w:rPr>
-              <w:instrText xml:space="preserve"> PAGEREF _Toc213683752 \h </w:instrText>
+              <w:instrText xml:space="preserve"> PAGEREF _Toc213838565 \h </w:instrText>
             </w:r>
             <w:r>
               <w:rPr>
@@ -2249,7 +2249,7 @@
               <w:lang w:eastAsia="es-MX"/>
             </w:rPr>
           </w:pPr>
-          <w:hyperlink w:anchor="_Toc213683753" w:history="1">
+          <w:hyperlink w:anchor="_Toc213838566" w:history="1">
             <w:r>
               <w:rPr>
                 <w:rStyle w:val="Hipervnculo"/>
@@ -2276,7 +2276,7 @@
                 <w:noProof/>
                 <w:webHidden/>
               </w:rPr>
-              <w:instrText xml:space="preserve"> PAGEREF _Toc213683753 \h </w:instrText>
+              <w:instrText xml:space="preserve"> PAGEREF _Toc213838566 \h </w:instrText>
             </w:r>
             <w:r>
               <w:rPr>
@@ -2318,7 +2318,7 @@
               <w:lang w:eastAsia="es-MX"/>
             </w:rPr>
           </w:pPr>
-          <w:hyperlink w:anchor="_Toc213683754" w:history="1">
+          <w:hyperlink w:anchor="_Toc213838567" w:history="1">
             <w:r>
               <w:rPr>
                 <w:rStyle w:val="Hipervnculo"/>
@@ -2345,7 +2345,7 @@
                 <w:noProof/>
                 <w:webHidden/>
               </w:rPr>
-              <w:instrText xml:space="preserve"> PAGEREF _Toc213683754 \h </w:instrText>
+              <w:instrText xml:space="preserve"> PAGEREF _Toc213838567 \h </w:instrText>
             </w:r>
             <w:r>
               <w:rPr>
@@ -2387,7 +2387,7 @@
               <w:lang w:eastAsia="es-MX"/>
             </w:rPr>
           </w:pPr>
-          <w:hyperlink w:anchor="_Toc213683755" w:history="1">
+          <w:hyperlink w:anchor="_Toc213838568" w:history="1">
             <w:r>
               <w:rPr>
                 <w:rStyle w:val="Hipervnculo"/>
@@ -2414,7 +2414,7 @@
                 <w:noProof/>
                 <w:webHidden/>
               </w:rPr>
-              <w:instrText xml:space="preserve"> PAGEREF _Toc213683755 \h </w:instrText>
+              <w:instrText xml:space="preserve"> PAGEREF _Toc213838568 \h </w:instrText>
             </w:r>
             <w:r>
               <w:rPr>
@@ -2460,7 +2460,7 @@
               <w:lang w:eastAsia="es-MX"/>
             </w:rPr>
           </w:pPr>
-          <w:hyperlink w:anchor="_Toc213683756" w:history="1">
+          <w:hyperlink w:anchor="_Toc213838569" w:history="1">
             <w:r>
               <w:rPr>
                 <w:rStyle w:val="Hipervnculo"/>
@@ -2504,7 +2504,7 @@
                 <w:noProof/>
                 <w:webHidden/>
               </w:rPr>
-              <w:instrText xml:space="preserve"> PAGEREF _Toc213683756 \h </w:instrText>
+              <w:instrText xml:space="preserve"> PAGEREF _Toc213838569 \h </w:instrText>
             </w:r>
             <w:r>
               <w:rPr>
@@ -2546,7 +2546,7 @@
               <w:lang w:eastAsia="es-MX"/>
             </w:rPr>
           </w:pPr>
-          <w:hyperlink w:anchor="_Toc213683757" w:history="1">
+          <w:hyperlink w:anchor="_Toc213838570" w:history="1">
             <w:r>
               <w:rPr>
                 <w:rStyle w:val="Hipervnculo"/>
@@ -2573,7 +2573,7 @@
                 <w:noProof/>
                 <w:webHidden/>
               </w:rPr>
-              <w:instrText xml:space="preserve"> PAGEREF _Toc213683757 \h </w:instrText>
+              <w:instrText xml:space="preserve"> PAGEREF _Toc213838570 \h </w:instrText>
             </w:r>
             <w:r>
               <w:rPr>
@@ -2615,7 +2615,7 @@
               <w:lang w:eastAsia="es-MX"/>
             </w:rPr>
           </w:pPr>
-          <w:hyperlink w:anchor="_Toc213683758" w:history="1">
+          <w:hyperlink w:anchor="_Toc213838571" w:history="1">
             <w:r>
               <w:rPr>
                 <w:rStyle w:val="Hipervnculo"/>
@@ -2642,7 +2642,7 @@
                 <w:noProof/>
                 <w:webHidden/>
               </w:rPr>
-              <w:instrText xml:space="preserve"> PAGEREF _Toc213683758 \h </w:instrText>
+              <w:instrText xml:space="preserve"> PAGEREF _Toc213838571 \h </w:instrText>
             </w:r>
             <w:r>
               <w:rPr>
@@ -2684,7 +2684,7 @@
               <w:lang w:eastAsia="es-MX"/>
             </w:rPr>
           </w:pPr>
-          <w:hyperlink w:anchor="_Toc213683759" w:history="1">
+          <w:hyperlink w:anchor="_Toc213838572" w:history="1">
             <w:r>
               <w:rPr>
                 <w:rStyle w:val="Hipervnculo"/>
@@ -2711,7 +2711,7 @@
                 <w:noProof/>
                 <w:webHidden/>
               </w:rPr>
-              <w:instrText xml:space="preserve"> PAGEREF _Toc213683759 \h </w:instrText>
+              <w:instrText xml:space="preserve"> PAGEREF _Toc213838572 \h </w:instrText>
             </w:r>
             <w:r>
               <w:rPr>
@@ -2753,7 +2753,7 @@
               <w:lang w:eastAsia="es-MX"/>
             </w:rPr>
           </w:pPr>
-          <w:hyperlink w:anchor="_Toc213683760" w:history="1">
+          <w:hyperlink w:anchor="_Toc213838573" w:history="1">
             <w:r>
               <w:rPr>
                 <w:rStyle w:val="Hipervnculo"/>
@@ -2780,7 +2780,7 @@
                 <w:noProof/>
                 <w:webHidden/>
               </w:rPr>
-              <w:instrText xml:space="preserve"> PAGEREF _Toc213683760 \h </w:instrText>
+              <w:instrText xml:space="preserve"> PAGEREF _Toc213838573 \h </w:instrText>
             </w:r>
             <w:r>
               <w:rPr>
@@ -2822,7 +2822,7 @@
               <w:lang w:eastAsia="es-MX"/>
             </w:rPr>
           </w:pPr>
-          <w:hyperlink w:anchor="_Toc213683761" w:history="1">
+          <w:hyperlink w:anchor="_Toc213838574" w:history="1">
             <w:r>
               <w:rPr>
                 <w:rStyle w:val="Hipervnculo"/>
@@ -2849,7 +2849,7 @@
                 <w:noProof/>
                 <w:webHidden/>
               </w:rPr>
-              <w:instrText xml:space="preserve"> PAGEREF _Toc213683761 \h </w:instrText>
+              <w:instrText xml:space="preserve"> PAGEREF _Toc213838574 \h </w:instrText>
             </w:r>
             <w:r>
               <w:rPr>
@@ -2895,7 +2895,7 @@
               <w:lang w:eastAsia="es-MX"/>
             </w:rPr>
           </w:pPr>
-          <w:hyperlink w:anchor="_Toc213683762" w:history="1">
+          <w:hyperlink w:anchor="_Toc213838575" w:history="1">
             <w:r>
               <w:rPr>
                 <w:rStyle w:val="Hipervnculo"/>
@@ -2948,7 +2948,7 @@
                 <w:noProof/>
                 <w:webHidden/>
               </w:rPr>
-              <w:instrText xml:space="preserve"> PAGEREF _Toc213683762 \h </w:instrText>
+              <w:instrText xml:space="preserve"> PAGEREF _Toc213838575 \h </w:instrText>
             </w:r>
             <w:r>
               <w:rPr>
@@ -2990,7 +2990,7 @@
               <w:lang w:eastAsia="es-MX"/>
             </w:rPr>
           </w:pPr>
-          <w:hyperlink w:anchor="_Toc213683763" w:history="1">
+          <w:hyperlink w:anchor="_Toc213838576" w:history="1">
             <w:r>
               <w:rPr>
                 <w:rStyle w:val="Hipervnculo"/>
@@ -3017,7 +3017,7 @@
                 <w:noProof/>
                 <w:webHidden/>
               </w:rPr>
-              <w:instrText xml:space="preserve"> PAGEREF _Toc213683763 \h </w:instrText>
+              <w:instrText xml:space="preserve"> PAGEREF _Toc213838576 \h </w:instrText>
             </w:r>
             <w:r>
               <w:rPr>
@@ -3059,7 +3059,7 @@
               <w:lang w:eastAsia="es-MX"/>
             </w:rPr>
           </w:pPr>
-          <w:hyperlink w:anchor="_Toc213683764" w:history="1">
+          <w:hyperlink w:anchor="_Toc213838577" w:history="1">
             <w:r>
               <w:rPr>
                 <w:rStyle w:val="Hipervnculo"/>
@@ -3086,7 +3086,7 @@
                 <w:noProof/>
                 <w:webHidden/>
               </w:rPr>
-              <w:instrText xml:space="preserve"> PAGEREF _Toc213683764 \h </w:instrText>
+              <w:instrText xml:space="preserve"> PAGEREF _Toc213838577 \h </w:instrText>
             </w:r>
             <w:r>
               <w:rPr>
@@ -3128,7 +3128,7 @@
               <w:lang w:eastAsia="es-MX"/>
             </w:rPr>
           </w:pPr>
-          <w:hyperlink w:anchor="_Toc213683765" w:history="1">
+          <w:hyperlink w:anchor="_Toc213838578" w:history="1">
             <w:r>
               <w:rPr>
                 <w:rStyle w:val="Hipervnculo"/>
@@ -3155,7 +3155,7 @@
                 <w:noProof/>
                 <w:webHidden/>
               </w:rPr>
-              <w:instrText xml:space="preserve"> PAGEREF _Toc213683765 \h </w:instrText>
+              <w:instrText xml:space="preserve"> PAGEREF _Toc213838578 \h </w:instrText>
             </w:r>
             <w:r>
               <w:rPr>
@@ -3200,7 +3200,7 @@
               <w:lang w:eastAsia="es-MX"/>
             </w:rPr>
           </w:pPr>
-          <w:hyperlink w:anchor="_Toc213683766" w:history="1">
+          <w:hyperlink w:anchor="_Toc213838579" w:history="1">
             <w:r>
               <w:rPr>
                 <w:rStyle w:val="Hipervnculo"/>
@@ -3227,7 +3227,7 @@
                 <w:noProof/>
                 <w:webHidden/>
               </w:rPr>
-              <w:instrText xml:space="preserve"> PAGEREF _Toc213683766 \h </w:instrText>
+              <w:instrText xml:space="preserve"> PAGEREF _Toc213838579 \h </w:instrText>
             </w:r>
             <w:r>
               <w:rPr>
@@ -3272,7 +3272,7 @@
               <w:lang w:eastAsia="es-MX"/>
             </w:rPr>
           </w:pPr>
-          <w:hyperlink w:anchor="_Toc213683767" w:history="1">
+          <w:hyperlink w:anchor="_Toc213838580" w:history="1">
             <w:r>
               <w:rPr>
                 <w:rStyle w:val="Hipervnculo"/>
@@ -3299,7 +3299,7 @@
                 <w:noProof/>
                 <w:webHidden/>
               </w:rPr>
-              <w:instrText xml:space="preserve"> PAGEREF _Toc213683767 \h </w:instrText>
+              <w:instrText xml:space="preserve"> PAGEREF _Toc213838580 \h </w:instrText>
             </w:r>
             <w:r>
               <w:rPr>
@@ -3344,7 +3344,7 @@
               <w:lang w:eastAsia="es-MX"/>
             </w:rPr>
           </w:pPr>
-          <w:hyperlink w:anchor="_Toc213683768" w:history="1">
+          <w:hyperlink w:anchor="_Toc213838581" w:history="1">
             <w:r>
               <w:rPr>
                 <w:rStyle w:val="Hipervnculo"/>
@@ -3371,7 +3371,7 @@
                 <w:noProof/>
                 <w:webHidden/>
               </w:rPr>
-              <w:instrText xml:space="preserve"> PAGEREF _Toc213683768 \h </w:instrText>
+              <w:instrText xml:space="preserve"> PAGEREF _Toc213838581 \h </w:instrText>
             </w:r>
             <w:r>
               <w:rPr>
@@ -3416,7 +3416,7 @@
               <w:lang w:eastAsia="es-MX"/>
             </w:rPr>
           </w:pPr>
-          <w:hyperlink w:anchor="_Toc213683769" w:history="1">
+          <w:hyperlink w:anchor="_Toc213838582" w:history="1">
             <w:r>
               <w:rPr>
                 <w:rStyle w:val="Hipervnculo"/>
@@ -3443,7 +3443,7 @@
                 <w:noProof/>
                 <w:webHidden/>
               </w:rPr>
-              <w:instrText xml:space="preserve"> PAGEREF _Toc213683769 \h </w:instrText>
+              <w:instrText xml:space="preserve"> PAGEREF _Toc213838582 \h </w:instrText>
             </w:r>
             <w:r>
               <w:rPr>
@@ -3488,7 +3488,7 @@
               <w:lang w:eastAsia="es-MX"/>
             </w:rPr>
           </w:pPr>
-          <w:hyperlink w:anchor="_Toc213683770" w:history="1">
+          <w:hyperlink w:anchor="_Toc213838583" w:history="1">
             <w:r>
               <w:rPr>
                 <w:rStyle w:val="Hipervnculo"/>
@@ -3515,7 +3515,7 @@
                 <w:noProof/>
                 <w:webHidden/>
               </w:rPr>
-              <w:instrText xml:space="preserve"> PAGEREF _Toc213683770 \h </w:instrText>
+              <w:instrText xml:space="preserve"> PAGEREF _Toc213838583 \h </w:instrText>
             </w:r>
             <w:r>
               <w:rPr>
@@ -3572,7 +3572,7 @@
       <w:pPr>
         <w:pStyle w:val="Titulosgenerales"/>
       </w:pPr>
-      <w:bookmarkStart w:id="0" w:name="_Toc213683731"/>
+      <w:bookmarkStart w:id="0" w:name="_Toc213838544"/>
       <w:r>
         <w:lastRenderedPageBreak/>
         <w:t>Introducción</w:t>
@@ -3641,7 +3641,7 @@
           <w:noProof/>
         </w:rPr>
         <w:drawing>
-          <wp:inline distT="0" distB="0" distL="0" distR="0" wp14:anchorId="7F6EC0B0" wp14:editId="3F5D008A">
+          <wp:inline distT="0" distB="0" distL="0" distR="0" wp14:anchorId="7F6EC0B0" wp14:editId="366C9B51">
             <wp:extent cx="5039833" cy="2834780"/>
             <wp:effectExtent l="0" t="0" r="2540" b="0"/>
             <wp:docPr id="780814074" name="Imagen 5" descr="YouTube Thumbnail Downloader FULL HQ IMAGE"/>
@@ -3835,10 +3835,10 @@
                 <w:rStyle w:val="Extranjerismo"/>
                 <w:lang w:val="es-CO"/>
               </w:rPr>
-              <w:t>stocks</w:t>
-            </w:r>
-            <w:r>
-              <w:t xml:space="preserve"> verdes, conociendo sus tipos, características, tecnologías y formas de organizarlos para hacer más eficiente y ecológica la operación del negocio.</w:t>
+              <w:t>stock</w:t>
+            </w:r>
+            <w:r>
+              <w:t xml:space="preserve"> verde, conociendo sus tipos, características, tecnologías y formas de organizarlos para hacer más eficiente y ecológica la operación del negocio.</w:t>
             </w:r>
           </w:p>
           <w:p>
@@ -3908,7 +3908,7 @@
       <w:pPr>
         <w:pStyle w:val="Ttulo1"/>
       </w:pPr>
-      <w:bookmarkStart w:id="1" w:name="_Toc213683732"/>
+      <w:bookmarkStart w:id="1" w:name="_Toc213838545"/>
       <w:r>
         <w:lastRenderedPageBreak/>
         <w:t xml:space="preserve">Gestión de </w:t>
@@ -3964,7 +3964,7 @@
           <w:rFonts w:eastAsia="Times New Roman"/>
         </w:rPr>
       </w:pPr>
-      <w:bookmarkStart w:id="2" w:name="_Toc213683733"/>
+      <w:bookmarkStart w:id="2" w:name="_Toc213838546"/>
       <w:r>
         <w:t>Concepto</w:t>
       </w:r>
@@ -4052,7 +4052,7 @@
       <w:pPr>
         <w:pStyle w:val="Ttulo2"/>
       </w:pPr>
-      <w:bookmarkStart w:id="3" w:name="_Toc213683734"/>
+      <w:bookmarkStart w:id="3" w:name="_Toc213838547"/>
       <w:r>
         <w:t xml:space="preserve">1.2 </w:t>
       </w:r>
@@ -4443,7 +4443,7 @@
       <w:pPr>
         <w:pStyle w:val="Ttulo2"/>
       </w:pPr>
-      <w:bookmarkStart w:id="4" w:name="_Toc213683735"/>
+      <w:bookmarkStart w:id="4" w:name="_Toc213838548"/>
       <w:r>
         <w:t>1.3 Características</w:t>
       </w:r>
@@ -4810,7 +4810,7 @@
       <w:pPr>
         <w:pStyle w:val="Ttulo2"/>
       </w:pPr>
-      <w:bookmarkStart w:id="5" w:name="_Toc213683736"/>
+      <w:bookmarkStart w:id="5" w:name="_Toc213838549"/>
       <w:r>
         <w:t>1.4 Tecnologías</w:t>
       </w:r>
@@ -4889,6 +4889,7 @@
       </w:pPr>
       <w:r>
         <w:rPr>
+          <w:noProof/>
           <w:lang w:val="es-419" w:eastAsia="es-CO"/>
         </w:rPr>
         <w:drawing>
@@ -5119,6 +5120,7 @@
       </w:pPr>
       <w:r>
         <w:rPr>
+          <w:noProof/>
           <w:lang w:val="es-419" w:eastAsia="es-CO"/>
         </w:rPr>
         <w:drawing>
@@ -5904,7 +5906,7 @@
       <w:pPr>
         <w:pStyle w:val="Ttulo2"/>
       </w:pPr>
-      <w:bookmarkStart w:id="6" w:name="_Toc213683737"/>
+      <w:bookmarkStart w:id="6" w:name="_Toc213838550"/>
       <w:r>
         <w:lastRenderedPageBreak/>
         <w:t>1.5 Ubicación</w:t>
@@ -6124,7 +6126,7 @@
       <w:pPr>
         <w:pStyle w:val="Ttulo2"/>
       </w:pPr>
-      <w:bookmarkStart w:id="7" w:name="_Toc213683738"/>
+      <w:bookmarkStart w:id="7" w:name="_Toc213838551"/>
       <w:r>
         <w:lastRenderedPageBreak/>
         <w:t>1.6 Técnicas de implementación</w:t>
@@ -6552,6 +6554,7 @@
       </w:pPr>
       <w:r>
         <w:rPr>
+          <w:noProof/>
           <w:lang w:val="es-419" w:eastAsia="es-CO"/>
         </w:rPr>
         <w:drawing>
@@ -6784,7 +6787,7 @@
       <w:pPr>
         <w:pStyle w:val="Ttulo1"/>
       </w:pPr>
-      <w:bookmarkStart w:id="8" w:name="_Toc213683739"/>
+      <w:bookmarkStart w:id="8" w:name="_Toc213838552"/>
       <w:r>
         <w:lastRenderedPageBreak/>
         <w:t>Canales de distribución verde</w:t>
@@ -6800,7 +6803,7 @@
       <w:pPr>
         <w:pStyle w:val="Ttulo2"/>
       </w:pPr>
-      <w:bookmarkStart w:id="9" w:name="_Toc213683740"/>
+      <w:bookmarkStart w:id="9" w:name="_Toc213838553"/>
       <w:r>
         <w:t>2.1 Concepto</w:t>
       </w:r>
@@ -6820,7 +6823,7 @@
       <w:pPr>
         <w:pStyle w:val="Ttulo2"/>
       </w:pPr>
-      <w:bookmarkStart w:id="10" w:name="_Toc213683741"/>
+      <w:bookmarkStart w:id="10" w:name="_Toc213838554"/>
       <w:r>
         <w:t>2.2 Clasificación</w:t>
       </w:r>
@@ -6931,9 +6934,15 @@
       <w:r>
         <w:rPr>
           <w:rStyle w:val="Extranjerismo"/>
-          <w:lang w:val="es-419" w:eastAsia="es-CO"/>
-        </w:rPr>
-        <w:t xml:space="preserve">online </w:t>
+        </w:rPr>
+        <w:t>online</w:t>
+      </w:r>
+      <w:r>
+        <w:rPr>
+          <w:rStyle w:val="Extranjerismo"/>
+          <w:lang w:val="es-419" w:eastAsia="es-CO"/>
+        </w:rPr>
+        <w:t xml:space="preserve"> </w:t>
       </w:r>
       <w:r>
         <w:rPr>
@@ -7113,7 +7122,7 @@
       <w:pPr>
         <w:pStyle w:val="Ttulo2"/>
       </w:pPr>
-      <w:bookmarkStart w:id="11" w:name="_Toc213683742"/>
+      <w:bookmarkStart w:id="11" w:name="_Toc213838555"/>
       <w:r>
         <w:lastRenderedPageBreak/>
         <w:t>2.3 Características</w:t>
@@ -7537,7 +7546,7 @@
       <w:pPr>
         <w:pStyle w:val="Ttulo2"/>
       </w:pPr>
-      <w:bookmarkStart w:id="12" w:name="_Toc213683743"/>
+      <w:bookmarkStart w:id="12" w:name="_Toc213838556"/>
       <w:r>
         <w:t>2.4 Sistema</w:t>
       </w:r>
@@ -7779,7 +7788,7 @@
       <w:pPr>
         <w:pStyle w:val="Ttulo2"/>
       </w:pPr>
-      <w:bookmarkStart w:id="13" w:name="_Toc213683744"/>
+      <w:bookmarkStart w:id="13" w:name="_Toc213838557"/>
       <w:r>
         <w:lastRenderedPageBreak/>
         <w:t>2.5 Estructura</w:t>
@@ -8172,7 +8181,7 @@
       <w:pPr>
         <w:pStyle w:val="Ttulo2"/>
       </w:pPr>
-      <w:bookmarkStart w:id="14" w:name="_Toc213683745"/>
+      <w:bookmarkStart w:id="14" w:name="_Toc213838558"/>
       <w:r>
         <w:lastRenderedPageBreak/>
         <w:t>2.6 Métodos de selección</w:t>
@@ -8305,7 +8314,7 @@
       <w:pPr>
         <w:pStyle w:val="Ttulo1"/>
       </w:pPr>
-      <w:bookmarkStart w:id="15" w:name="_Toc213683746"/>
+      <w:bookmarkStart w:id="15" w:name="_Toc213838559"/>
       <w:r>
         <w:lastRenderedPageBreak/>
         <w:t>Comunicación sostenible</w:t>
@@ -8340,7 +8349,7 @@
       <w:pPr>
         <w:pStyle w:val="Ttulo2"/>
       </w:pPr>
-      <w:bookmarkStart w:id="16" w:name="_Toc213683747"/>
+      <w:bookmarkStart w:id="16" w:name="_Toc213838560"/>
       <w:r>
         <w:t>3.1 Concepto</w:t>
       </w:r>
@@ -8402,7 +8411,7 @@
       <w:pPr>
         <w:pStyle w:val="Ttulo2"/>
       </w:pPr>
-      <w:bookmarkStart w:id="17" w:name="_Toc213683748"/>
+      <w:bookmarkStart w:id="17" w:name="_Toc213838561"/>
       <w:r>
         <w:t>3.2 Clases</w:t>
       </w:r>
@@ -8776,7 +8785,7 @@
       <w:pPr>
         <w:pStyle w:val="Ttulo2"/>
       </w:pPr>
-      <w:bookmarkStart w:id="18" w:name="_Toc213683749"/>
+      <w:bookmarkStart w:id="18" w:name="_Toc213838562"/>
       <w:r>
         <w:lastRenderedPageBreak/>
         <w:t>3.3 Usos</w:t>
@@ -8924,7 +8933,7 @@
       <w:pPr>
         <w:pStyle w:val="Ttulo2"/>
       </w:pPr>
-      <w:bookmarkStart w:id="19" w:name="_Toc213683750"/>
+      <w:bookmarkStart w:id="19" w:name="_Toc213838563"/>
       <w:r>
         <w:t>3.4 Tipos de material</w:t>
       </w:r>
@@ -9296,7 +9305,7 @@
       <w:pPr>
         <w:pStyle w:val="Ttulo1"/>
       </w:pPr>
-      <w:bookmarkStart w:id="20" w:name="_Toc213683751"/>
+      <w:bookmarkStart w:id="20" w:name="_Toc213838564"/>
       <w:r>
         <w:lastRenderedPageBreak/>
         <w:t>Identidad corporativa verde</w:t>
@@ -9312,7 +9321,7 @@
       <w:pPr>
         <w:pStyle w:val="Ttulo2"/>
       </w:pPr>
-      <w:bookmarkStart w:id="21" w:name="_Toc213683752"/>
+      <w:bookmarkStart w:id="21" w:name="_Toc213838565"/>
       <w:r>
         <w:t>4.1 Concepto</w:t>
       </w:r>
@@ -9347,7 +9356,7 @@
       <w:pPr>
         <w:pStyle w:val="Ttulo2"/>
       </w:pPr>
-      <w:bookmarkStart w:id="22" w:name="_Toc213683753"/>
+      <w:bookmarkStart w:id="22" w:name="_Toc213838566"/>
       <w:r>
         <w:t>4.2 Imagen</w:t>
       </w:r>
@@ -9362,7 +9371,7 @@
       <w:pPr>
         <w:pStyle w:val="Ttulo2"/>
       </w:pPr>
-      <w:bookmarkStart w:id="23" w:name="_Toc213683754"/>
+      <w:bookmarkStart w:id="23" w:name="_Toc213838567"/>
       <w:r>
         <w:t>4.3 Lineamientos</w:t>
       </w:r>
@@ -9649,7 +9658,7 @@
       <w:pPr>
         <w:pStyle w:val="Ttulo2"/>
       </w:pPr>
-      <w:bookmarkStart w:id="24" w:name="_Toc213683755"/>
+      <w:bookmarkStart w:id="24" w:name="_Toc213838568"/>
       <w:r>
         <w:t>4.4 Manual</w:t>
       </w:r>
@@ -9915,7 +9924,7 @@
       <w:pPr>
         <w:pStyle w:val="Ttulo1"/>
       </w:pPr>
-      <w:bookmarkStart w:id="25" w:name="_Toc213683756"/>
+      <w:bookmarkStart w:id="25" w:name="_Toc213838569"/>
       <w:r>
         <w:lastRenderedPageBreak/>
         <w:t>Campaña promocional verde</w:t>
@@ -9945,7 +9954,7 @@
       <w:pPr>
         <w:pStyle w:val="Ttulo2"/>
       </w:pPr>
-      <w:bookmarkStart w:id="26" w:name="_Toc213683757"/>
+      <w:bookmarkStart w:id="26" w:name="_Toc213838570"/>
       <w:r>
         <w:t>5.1 Concepto</w:t>
       </w:r>
@@ -9981,7 +9990,7 @@
       <w:pPr>
         <w:pStyle w:val="Ttulo2"/>
       </w:pPr>
-      <w:bookmarkStart w:id="27" w:name="_Toc213683758"/>
+      <w:bookmarkStart w:id="27" w:name="_Toc213838571"/>
       <w:r>
         <w:t>5.2 Clases</w:t>
       </w:r>
@@ -10134,7 +10143,7 @@
       <w:r>
         <w:t xml:space="preserve"> </w:t>
       </w:r>
-      <w:bookmarkStart w:id="28" w:name="_Toc213683759"/>
+      <w:bookmarkStart w:id="28" w:name="_Toc213838572"/>
       <w:r>
         <w:t>5.3 Estructura</w:t>
       </w:r>
@@ -10719,7 +10728,7 @@
       <w:pPr>
         <w:pStyle w:val="Ttulo2"/>
       </w:pPr>
-      <w:bookmarkStart w:id="29" w:name="_Toc213683760"/>
+      <w:bookmarkStart w:id="29" w:name="_Toc213838573"/>
       <w:r>
         <w:t>5.4 Presupuesto</w:t>
       </w:r>
@@ -10965,7 +10974,7 @@
       <w:pPr>
         <w:pStyle w:val="Ttulo2"/>
       </w:pPr>
-      <w:bookmarkStart w:id="30" w:name="_Toc213683761"/>
+      <w:bookmarkStart w:id="30" w:name="_Toc213838574"/>
       <w:r>
         <w:t>5.5 Materiales</w:t>
       </w:r>
@@ -11167,7 +11176,7 @@
       <w:pPr>
         <w:pStyle w:val="Ttulo1"/>
       </w:pPr>
-      <w:bookmarkStart w:id="31" w:name="_Toc213683762"/>
+      <w:bookmarkStart w:id="31" w:name="_Toc213838575"/>
       <w:r>
         <w:rPr>
           <w:rStyle w:val="Extranjerismo"/>
@@ -11210,7 +11219,7 @@
       <w:pPr>
         <w:pStyle w:val="Ttulo2"/>
       </w:pPr>
-      <w:bookmarkStart w:id="32" w:name="_Toc213683763"/>
+      <w:bookmarkStart w:id="32" w:name="_Toc213838576"/>
       <w:r>
         <w:t>6.1 Concepto</w:t>
       </w:r>
@@ -11259,7 +11268,7 @@
       <w:pPr>
         <w:pStyle w:val="Ttulo2"/>
       </w:pPr>
-      <w:bookmarkStart w:id="33" w:name="_Toc213683764"/>
+      <w:bookmarkStart w:id="33" w:name="_Toc213838577"/>
       <w:r>
         <w:t>6.2 Estrategias</w:t>
       </w:r>
@@ -11568,7 +11577,7 @@
       <w:pPr>
         <w:pStyle w:val="Ttulo2"/>
       </w:pPr>
-      <w:bookmarkStart w:id="34" w:name="_Toc213683765"/>
+      <w:bookmarkStart w:id="34" w:name="_Toc213838578"/>
       <w:r>
         <w:t>6.3 Herramientas</w:t>
       </w:r>
@@ -11767,7 +11776,19 @@
           <w:lang w:val="es-419" w:eastAsia="es-CO"/>
         </w:rPr>
         <w:lastRenderedPageBreak/>
-        <w:t>la huella de carbono generada por la actividad online y permiten ajustar estrategias para minimizar la contaminación digital, fomentando una comunicación más eficiente y sostenible.</w:t>
+        <w:t xml:space="preserve">la huella de carbono generada por la actividad </w:t>
+      </w:r>
+      <w:r>
+        <w:rPr>
+          <w:rStyle w:val="Extranjerismo"/>
+        </w:rPr>
+        <w:t>online</w:t>
+      </w:r>
+      <w:r>
+        <w:rPr>
+          <w:lang w:val="es-419" w:eastAsia="es-CO"/>
+        </w:rPr>
+        <w:t xml:space="preserve"> y permiten ajustar estrategias para minimizar la contaminación digital, fomentando una comunicación más eficiente y sostenible.</w:t>
       </w:r>
     </w:p>
     <w:p>
@@ -11913,7 +11934,7 @@
         </w:numPr>
         <w:ind w:left="360"/>
       </w:pPr>
-      <w:bookmarkStart w:id="35" w:name="_Toc213683766"/>
+      <w:bookmarkStart w:id="35" w:name="_Toc213838579"/>
       <w:r>
         <w:lastRenderedPageBreak/>
         <w:t>Síntesis</w:t>
@@ -11940,7 +11961,7 @@
           <w:rStyle w:val="Extranjerismo"/>
           <w:lang w:val="es-419" w:eastAsia="es-CO"/>
         </w:rPr>
-        <w:t>stocks</w:t>
+        <w:t>stock</w:t>
       </w:r>
       <w:r>
         <w:rPr>
@@ -12028,7 +12049,7 @@
       <w:pPr>
         <w:pStyle w:val="Titulosgenerales"/>
       </w:pPr>
-      <w:bookmarkStart w:id="36" w:name="_Toc213683767"/>
+      <w:bookmarkStart w:id="36" w:name="_Toc213838580"/>
       <w:r>
         <w:lastRenderedPageBreak/>
         <w:t>Glosario</w:t>
@@ -12592,7 +12613,7 @@
       <w:pPr>
         <w:pStyle w:val="Titulosgenerales"/>
       </w:pPr>
-      <w:bookmarkStart w:id="37" w:name="_Toc213683768"/>
+      <w:bookmarkStart w:id="37" w:name="_Toc213838581"/>
       <w:r>
         <w:lastRenderedPageBreak/>
         <w:t>Material complementario</w:t>
@@ -13135,7 +13156,7 @@
       <w:pPr>
         <w:pStyle w:val="Titulosgenerales"/>
       </w:pPr>
-      <w:bookmarkStart w:id="38" w:name="_Toc213683769"/>
+      <w:bookmarkStart w:id="38" w:name="_Toc213838582"/>
       <w:r>
         <w:lastRenderedPageBreak/>
         <w:t>Referencias bibliográficas</w:t>
@@ -13553,7 +13574,7 @@
       <w:pPr>
         <w:pStyle w:val="Titulosgenerales"/>
       </w:pPr>
-      <w:bookmarkStart w:id="39" w:name="_Toc213683770"/>
+      <w:bookmarkStart w:id="39" w:name="_Toc213838583"/>
       <w:r>
         <w:lastRenderedPageBreak/>
         <w:t>C</w:t>
@@ -25169,12 +25190,7 @@
 </file>
 
 <file path=customXml/item2.xml><?xml version="1.0" encoding="utf-8"?>
-<?mso-contentType ?>
-<FormTemplates xmlns="http://schemas.microsoft.com/sharepoint/v3/contenttype/forms">
-  <Display>DocumentLibraryForm</Display>
-  <Edit>DocumentLibraryForm</Edit>
-  <New>DocumentLibraryForm</New>
-</FormTemplates>
+<b:Sources xmlns:b="http://schemas.openxmlformats.org/officeDocument/2006/bibliography" xmlns="http://schemas.openxmlformats.org/officeDocument/2006/bibliography" SelectedStyle="\APASixthEditionOfficeOnline.xsl" StyleName="APA" Version="6"/>
 </file>
 
 <file path=customXml/item3.xml><?xml version="1.0" encoding="utf-8"?>
@@ -25189,17 +25205,22 @@
 </file>
 
 <file path=customXml/item4.xml><?xml version="1.0" encoding="utf-8"?>
-<b:Sources xmlns:b="http://schemas.openxmlformats.org/officeDocument/2006/bibliography" xmlns="http://schemas.openxmlformats.org/officeDocument/2006/bibliography" SelectedStyle="\APASixthEditionOfficeOnline.xsl" StyleName="APA" Version="6"/>
+<?mso-contentType ?>
+<FormTemplates xmlns="http://schemas.microsoft.com/sharepoint/v3/contenttype/forms">
+  <Display>DocumentLibraryForm</Display>
+  <Edit>DocumentLibraryForm</Edit>
+  <New>DocumentLibraryForm</New>
+</FormTemplates>
 </file>
 
 <file path=customXml/itemProps1.xml><?xml version="1.0" encoding="utf-8"?>
-<ds:datastoreItem xmlns:ds="http://schemas.openxmlformats.org/officeDocument/2006/customXml" ds:itemID="{DE640207-EF39-45CB-8E2A-DCD643664D71}"/>
+<ds:datastoreItem xmlns:ds="http://schemas.openxmlformats.org/officeDocument/2006/customXml" ds:itemID="{F872B199-545F-4D8A-90D4-5078ED1F9D7B}"/>
 </file>
 
 <file path=customXml/itemProps2.xml><?xml version="1.0" encoding="utf-8"?>
-<ds:datastoreItem xmlns:ds="http://schemas.openxmlformats.org/officeDocument/2006/customXml" ds:itemID="{81CBDEC1-3B00-44ED-AD36-0268077980BA}">
+<ds:datastoreItem xmlns:ds="http://schemas.openxmlformats.org/officeDocument/2006/customXml" ds:itemID="{E8AB44A3-7C62-4BD2-82ED-8ABC209970FA}">
   <ds:schemaRefs>
-    <ds:schemaRef ds:uri="http://schemas.microsoft.com/sharepoint/v3/contenttype/forms"/>
+    <ds:schemaRef ds:uri="http://schemas.openxmlformats.org/officeDocument/2006/bibliography"/>
   </ds:schemaRefs>
 </ds:datastoreItem>
 </file>
@@ -25216,9 +25237,9 @@
 </file>
 
 <file path=customXml/itemProps4.xml><?xml version="1.0" encoding="utf-8"?>
-<ds:datastoreItem xmlns:ds="http://schemas.openxmlformats.org/officeDocument/2006/customXml" ds:itemID="{E8AB44A3-7C62-4BD2-82ED-8ABC209970FA}">
+<ds:datastoreItem xmlns:ds="http://schemas.openxmlformats.org/officeDocument/2006/customXml" ds:itemID="{81CBDEC1-3B00-44ED-AD36-0268077980BA}">
   <ds:schemaRefs>
-    <ds:schemaRef ds:uri="http://schemas.openxmlformats.org/officeDocument/2006/bibliography"/>
+    <ds:schemaRef ds:uri="http://schemas.microsoft.com/sharepoint/v3/contenttype/forms"/>
   </ds:schemaRefs>
 </ds:datastoreItem>
 </file>
--- a/fuentes/CFA2_62110066_DU.docx
+++ b/fuentes/CFA2_62110066_DU.docx
@@ -441,7 +441,7 @@
           <w:bCs/>
           <w:szCs w:val="28"/>
         </w:rPr>
-        <w:t xml:space="preserve">sostenible, </w:t>
+        <w:t xml:space="preserve">sostenible </w:t>
       </w:r>
       <w:r>
         <w:rPr>
@@ -455,14 +455,14 @@
           <w:rStyle w:val="Extranjerismo"/>
           <w:lang w:val="es-CO"/>
         </w:rPr>
-        <w:t>stock</w:t>
+        <w:t>stocks</w:t>
       </w:r>
       <w:r>
         <w:rPr>
           <w:bCs/>
           <w:szCs w:val="28"/>
         </w:rPr>
-        <w:t xml:space="preserve"> verde, distribución </w:t>
+        <w:t xml:space="preserve"> verdes, distribución </w:t>
       </w:r>
       <w:proofErr w:type="spellStart"/>
       <w:r>
@@ -614,7 +614,7 @@
           <w:r>
             <w:fldChar w:fldCharType="separate"/>
           </w:r>
-          <w:hyperlink w:anchor="_Toc213838544" w:history="1">
+          <w:hyperlink w:anchor="_Toc214279459" w:history="1">
             <w:r>
               <w:rPr>
                 <w:rStyle w:val="Hipervnculo"/>
@@ -641,7 +641,7 @@
                 <w:noProof/>
                 <w:webHidden/>
               </w:rPr>
-              <w:instrText xml:space="preserve"> PAGEREF _Toc213838544 \h </w:instrText>
+              <w:instrText xml:space="preserve"> PAGEREF _Toc214279459 \h </w:instrText>
             </w:r>
             <w:r>
               <w:rPr>
@@ -687,7 +687,7 @@
               <w:lang w:eastAsia="es-MX"/>
             </w:rPr>
           </w:pPr>
-          <w:hyperlink w:anchor="_Toc213838545" w:history="1">
+          <w:hyperlink w:anchor="_Toc214279460" w:history="1">
             <w:r>
               <w:rPr>
                 <w:rStyle w:val="Hipervnculo"/>
@@ -747,7 +747,7 @@
                 <w:noProof/>
                 <w:webHidden/>
               </w:rPr>
-              <w:instrText xml:space="preserve"> PAGEREF _Toc213838545 \h </w:instrText>
+              <w:instrText xml:space="preserve"> PAGEREF _Toc214279460 \h </w:instrText>
             </w:r>
             <w:r>
               <w:rPr>
@@ -789,7 +789,7 @@
               <w:lang w:eastAsia="es-MX"/>
             </w:rPr>
           </w:pPr>
-          <w:hyperlink w:anchor="_Toc213838546" w:history="1">
+          <w:hyperlink w:anchor="_Toc214279461" w:history="1">
             <w:r>
               <w:rPr>
                 <w:rStyle w:val="Hipervnculo"/>
@@ -833,7 +833,7 @@
                 <w:noProof/>
                 <w:webHidden/>
               </w:rPr>
-              <w:instrText xml:space="preserve"> PAGEREF _Toc213838546 \h </w:instrText>
+              <w:instrText xml:space="preserve"> PAGEREF _Toc214279461 \h </w:instrText>
             </w:r>
             <w:r>
               <w:rPr>
@@ -875,7 +875,7 @@
               <w:lang w:eastAsia="es-MX"/>
             </w:rPr>
           </w:pPr>
-          <w:hyperlink w:anchor="_Toc213838547" w:history="1">
+          <w:hyperlink w:anchor="_Toc214279462" w:history="1">
             <w:r>
               <w:rPr>
                 <w:rStyle w:val="Hipervnculo"/>
@@ -902,7 +902,7 @@
                 <w:noProof/>
                 <w:webHidden/>
               </w:rPr>
-              <w:instrText xml:space="preserve"> PAGEREF _Toc213838547 \h </w:instrText>
+              <w:instrText xml:space="preserve"> PAGEREF _Toc214279462 \h </w:instrText>
             </w:r>
             <w:r>
               <w:rPr>
@@ -944,7 +944,7 @@
               <w:lang w:eastAsia="es-MX"/>
             </w:rPr>
           </w:pPr>
-          <w:hyperlink w:anchor="_Toc213838548" w:history="1">
+          <w:hyperlink w:anchor="_Toc214279463" w:history="1">
             <w:r>
               <w:rPr>
                 <w:rStyle w:val="Hipervnculo"/>
@@ -971,7 +971,7 @@
                 <w:noProof/>
                 <w:webHidden/>
               </w:rPr>
-              <w:instrText xml:space="preserve"> PAGEREF _Toc213838548 \h </w:instrText>
+              <w:instrText xml:space="preserve"> PAGEREF _Toc214279463 \h </w:instrText>
             </w:r>
             <w:r>
               <w:rPr>
@@ -1013,7 +1013,7 @@
               <w:lang w:eastAsia="es-MX"/>
             </w:rPr>
           </w:pPr>
-          <w:hyperlink w:anchor="_Toc213838549" w:history="1">
+          <w:hyperlink w:anchor="_Toc214279464" w:history="1">
             <w:r>
               <w:rPr>
                 <w:rStyle w:val="Hipervnculo"/>
@@ -1040,7 +1040,7 @@
                 <w:noProof/>
                 <w:webHidden/>
               </w:rPr>
-              <w:instrText xml:space="preserve"> PAGEREF _Toc213838549 \h </w:instrText>
+              <w:instrText xml:space="preserve"> PAGEREF _Toc214279464 \h </w:instrText>
             </w:r>
             <w:r>
               <w:rPr>
@@ -1082,7 +1082,7 @@
               <w:lang w:eastAsia="es-MX"/>
             </w:rPr>
           </w:pPr>
-          <w:hyperlink w:anchor="_Toc213838550" w:history="1">
+          <w:hyperlink w:anchor="_Toc214279465" w:history="1">
             <w:r>
               <w:rPr>
                 <w:rStyle w:val="Hipervnculo"/>
@@ -1109,7 +1109,7 @@
                 <w:noProof/>
                 <w:webHidden/>
               </w:rPr>
-              <w:instrText xml:space="preserve"> PAGEREF _Toc213838550 \h </w:instrText>
+              <w:instrText xml:space="preserve"> PAGEREF _Toc214279465 \h </w:instrText>
             </w:r>
             <w:r>
               <w:rPr>
@@ -1151,7 +1151,7 @@
               <w:lang w:eastAsia="es-MX"/>
             </w:rPr>
           </w:pPr>
-          <w:hyperlink w:anchor="_Toc213838551" w:history="1">
+          <w:hyperlink w:anchor="_Toc214279466" w:history="1">
             <w:r>
               <w:rPr>
                 <w:rStyle w:val="Hipervnculo"/>
@@ -1178,7 +1178,7 @@
                 <w:noProof/>
                 <w:webHidden/>
               </w:rPr>
-              <w:instrText xml:space="preserve"> PAGEREF _Toc213838551 \h </w:instrText>
+              <w:instrText xml:space="preserve"> PAGEREF _Toc214279466 \h </w:instrText>
             </w:r>
             <w:r>
               <w:rPr>
@@ -1224,7 +1224,7 @@
               <w:lang w:eastAsia="es-MX"/>
             </w:rPr>
           </w:pPr>
-          <w:hyperlink w:anchor="_Toc213838552" w:history="1">
+          <w:hyperlink w:anchor="_Toc214279467" w:history="1">
             <w:r>
               <w:rPr>
                 <w:rStyle w:val="Hipervnculo"/>
@@ -1268,7 +1268,7 @@
                 <w:noProof/>
                 <w:webHidden/>
               </w:rPr>
-              <w:instrText xml:space="preserve"> PAGEREF _Toc213838552 \h </w:instrText>
+              <w:instrText xml:space="preserve"> PAGEREF _Toc214279467 \h </w:instrText>
             </w:r>
             <w:r>
               <w:rPr>
@@ -1310,7 +1310,7 @@
               <w:lang w:eastAsia="es-MX"/>
             </w:rPr>
           </w:pPr>
-          <w:hyperlink w:anchor="_Toc213838553" w:history="1">
+          <w:hyperlink w:anchor="_Toc214279468" w:history="1">
             <w:r>
               <w:rPr>
                 <w:rStyle w:val="Hipervnculo"/>
@@ -1337,7 +1337,7 @@
                 <w:noProof/>
                 <w:webHidden/>
               </w:rPr>
-              <w:instrText xml:space="preserve"> PAGEREF _Toc213838553 \h </w:instrText>
+              <w:instrText xml:space="preserve"> PAGEREF _Toc214279468 \h </w:instrText>
             </w:r>
             <w:r>
               <w:rPr>
@@ -1379,7 +1379,7 @@
               <w:lang w:eastAsia="es-MX"/>
             </w:rPr>
           </w:pPr>
-          <w:hyperlink w:anchor="_Toc213838554" w:history="1">
+          <w:hyperlink w:anchor="_Toc214279469" w:history="1">
             <w:r>
               <w:rPr>
                 <w:rStyle w:val="Hipervnculo"/>
@@ -1406,7 +1406,7 @@
                 <w:noProof/>
                 <w:webHidden/>
               </w:rPr>
-              <w:instrText xml:space="preserve"> PAGEREF _Toc213838554 \h </w:instrText>
+              <w:instrText xml:space="preserve"> PAGEREF _Toc214279469 \h </w:instrText>
             </w:r>
             <w:r>
               <w:rPr>
@@ -1448,7 +1448,7 @@
               <w:lang w:eastAsia="es-MX"/>
             </w:rPr>
           </w:pPr>
-          <w:hyperlink w:anchor="_Toc213838555" w:history="1">
+          <w:hyperlink w:anchor="_Toc214279470" w:history="1">
             <w:r>
               <w:rPr>
                 <w:rStyle w:val="Hipervnculo"/>
@@ -1475,7 +1475,7 @@
                 <w:noProof/>
                 <w:webHidden/>
               </w:rPr>
-              <w:instrText xml:space="preserve"> PAGEREF _Toc213838555 \h </w:instrText>
+              <w:instrText xml:space="preserve"> PAGEREF _Toc214279470 \h </w:instrText>
             </w:r>
             <w:r>
               <w:rPr>
@@ -1517,7 +1517,7 @@
               <w:lang w:eastAsia="es-MX"/>
             </w:rPr>
           </w:pPr>
-          <w:hyperlink w:anchor="_Toc213838556" w:history="1">
+          <w:hyperlink w:anchor="_Toc214279471" w:history="1">
             <w:r>
               <w:rPr>
                 <w:rStyle w:val="Hipervnculo"/>
@@ -1544,7 +1544,7 @@
                 <w:noProof/>
                 <w:webHidden/>
               </w:rPr>
-              <w:instrText xml:space="preserve"> PAGEREF _Toc213838556 \h </w:instrText>
+              <w:instrText xml:space="preserve"> PAGEREF _Toc214279471 \h </w:instrText>
             </w:r>
             <w:r>
               <w:rPr>
@@ -1586,7 +1586,7 @@
               <w:lang w:eastAsia="es-MX"/>
             </w:rPr>
           </w:pPr>
-          <w:hyperlink w:anchor="_Toc213838557" w:history="1">
+          <w:hyperlink w:anchor="_Toc214279472" w:history="1">
             <w:r>
               <w:rPr>
                 <w:rStyle w:val="Hipervnculo"/>
@@ -1613,7 +1613,7 @@
                 <w:noProof/>
                 <w:webHidden/>
               </w:rPr>
-              <w:instrText xml:space="preserve"> PAGEREF _Toc213838557 \h </w:instrText>
+              <w:instrText xml:space="preserve"> PAGEREF _Toc214279472 \h </w:instrText>
             </w:r>
             <w:r>
               <w:rPr>
@@ -1655,7 +1655,7 @@
               <w:lang w:eastAsia="es-MX"/>
             </w:rPr>
           </w:pPr>
-          <w:hyperlink w:anchor="_Toc213838558" w:history="1">
+          <w:hyperlink w:anchor="_Toc214279473" w:history="1">
             <w:r>
               <w:rPr>
                 <w:rStyle w:val="Hipervnculo"/>
@@ -1682,7 +1682,7 @@
                 <w:noProof/>
                 <w:webHidden/>
               </w:rPr>
-              <w:instrText xml:space="preserve"> PAGEREF _Toc213838558 \h </w:instrText>
+              <w:instrText xml:space="preserve"> PAGEREF _Toc214279473 \h </w:instrText>
             </w:r>
             <w:r>
               <w:rPr>
@@ -1728,7 +1728,7 @@
               <w:lang w:eastAsia="es-MX"/>
             </w:rPr>
           </w:pPr>
-          <w:hyperlink w:anchor="_Toc213838559" w:history="1">
+          <w:hyperlink w:anchor="_Toc214279474" w:history="1">
             <w:r>
               <w:rPr>
                 <w:rStyle w:val="Hipervnculo"/>
@@ -1751,7 +1751,7 @@
                 <w:rStyle w:val="Hipervnculo"/>
                 <w:noProof/>
               </w:rPr>
-              <w:t>Comunicación sostenible</w:t>
+              <w:t>Comunicación comercial sostenible</w:t>
             </w:r>
             <w:r>
               <w:rPr>
@@ -1772,7 +1772,7 @@
                 <w:noProof/>
                 <w:webHidden/>
               </w:rPr>
-              <w:instrText xml:space="preserve"> PAGEREF _Toc213838559 \h </w:instrText>
+              <w:instrText xml:space="preserve"> PAGEREF _Toc214279474 \h </w:instrText>
             </w:r>
             <w:r>
               <w:rPr>
@@ -1814,7 +1814,7 @@
               <w:lang w:eastAsia="es-MX"/>
             </w:rPr>
           </w:pPr>
-          <w:hyperlink w:anchor="_Toc213838560" w:history="1">
+          <w:hyperlink w:anchor="_Toc214279475" w:history="1">
             <w:r>
               <w:rPr>
                 <w:rStyle w:val="Hipervnculo"/>
@@ -1841,7 +1841,7 @@
                 <w:noProof/>
                 <w:webHidden/>
               </w:rPr>
-              <w:instrText xml:space="preserve"> PAGEREF _Toc213838560 \h </w:instrText>
+              <w:instrText xml:space="preserve"> PAGEREF _Toc214279475 \h </w:instrText>
             </w:r>
             <w:r>
               <w:rPr>
@@ -1883,7 +1883,7 @@
               <w:lang w:eastAsia="es-MX"/>
             </w:rPr>
           </w:pPr>
-          <w:hyperlink w:anchor="_Toc213838561" w:history="1">
+          <w:hyperlink w:anchor="_Toc214279476" w:history="1">
             <w:r>
               <w:rPr>
                 <w:rStyle w:val="Hipervnculo"/>
@@ -1910,7 +1910,7 @@
                 <w:noProof/>
                 <w:webHidden/>
               </w:rPr>
-              <w:instrText xml:space="preserve"> PAGEREF _Toc213838561 \h </w:instrText>
+              <w:instrText xml:space="preserve"> PAGEREF _Toc214279476 \h </w:instrText>
             </w:r>
             <w:r>
               <w:rPr>
@@ -1952,7 +1952,7 @@
               <w:lang w:eastAsia="es-MX"/>
             </w:rPr>
           </w:pPr>
-          <w:hyperlink w:anchor="_Toc213838562" w:history="1">
+          <w:hyperlink w:anchor="_Toc214279477" w:history="1">
             <w:r>
               <w:rPr>
                 <w:rStyle w:val="Hipervnculo"/>
@@ -1979,7 +1979,7 @@
                 <w:noProof/>
                 <w:webHidden/>
               </w:rPr>
-              <w:instrText xml:space="preserve"> PAGEREF _Toc213838562 \h </w:instrText>
+              <w:instrText xml:space="preserve"> PAGEREF _Toc214279477 \h </w:instrText>
             </w:r>
             <w:r>
               <w:rPr>
@@ -2021,7 +2021,7 @@
               <w:lang w:eastAsia="es-MX"/>
             </w:rPr>
           </w:pPr>
-          <w:hyperlink w:anchor="_Toc213838563" w:history="1">
+          <w:hyperlink w:anchor="_Toc214279478" w:history="1">
             <w:r>
               <w:rPr>
                 <w:rStyle w:val="Hipervnculo"/>
@@ -2048,7 +2048,7 @@
                 <w:noProof/>
                 <w:webHidden/>
               </w:rPr>
-              <w:instrText xml:space="preserve"> PAGEREF _Toc213838563 \h </w:instrText>
+              <w:instrText xml:space="preserve"> PAGEREF _Toc214279478 \h </w:instrText>
             </w:r>
             <w:r>
               <w:rPr>
@@ -2094,7 +2094,7 @@
               <w:lang w:eastAsia="es-MX"/>
             </w:rPr>
           </w:pPr>
-          <w:hyperlink w:anchor="_Toc213838564" w:history="1">
+          <w:hyperlink w:anchor="_Toc214279479" w:history="1">
             <w:r>
               <w:rPr>
                 <w:rStyle w:val="Hipervnculo"/>
@@ -2138,7 +2138,7 @@
                 <w:noProof/>
                 <w:webHidden/>
               </w:rPr>
-              <w:instrText xml:space="preserve"> PAGEREF _Toc213838564 \h </w:instrText>
+              <w:instrText xml:space="preserve"> PAGEREF _Toc214279479 \h </w:instrText>
             </w:r>
             <w:r>
               <w:rPr>
@@ -2180,7 +2180,7 @@
               <w:lang w:eastAsia="es-MX"/>
             </w:rPr>
           </w:pPr>
-          <w:hyperlink w:anchor="_Toc213838565" w:history="1">
+          <w:hyperlink w:anchor="_Toc214279480" w:history="1">
             <w:r>
               <w:rPr>
                 <w:rStyle w:val="Hipervnculo"/>
@@ -2207,7 +2207,7 @@
                 <w:noProof/>
                 <w:webHidden/>
               </w:rPr>
-              <w:instrText xml:space="preserve"> PAGEREF _Toc213838565 \h </w:instrText>
+              <w:instrText xml:space="preserve"> PAGEREF _Toc214279480 \h </w:instrText>
             </w:r>
             <w:r>
               <w:rPr>
@@ -2249,7 +2249,7 @@
               <w:lang w:eastAsia="es-MX"/>
             </w:rPr>
           </w:pPr>
-          <w:hyperlink w:anchor="_Toc213838566" w:history="1">
+          <w:hyperlink w:anchor="_Toc214279481" w:history="1">
             <w:r>
               <w:rPr>
                 <w:rStyle w:val="Hipervnculo"/>
@@ -2276,7 +2276,7 @@
                 <w:noProof/>
                 <w:webHidden/>
               </w:rPr>
-              <w:instrText xml:space="preserve"> PAGEREF _Toc213838566 \h </w:instrText>
+              <w:instrText xml:space="preserve"> PAGEREF _Toc214279481 \h </w:instrText>
             </w:r>
             <w:r>
               <w:rPr>
@@ -2318,7 +2318,7 @@
               <w:lang w:eastAsia="es-MX"/>
             </w:rPr>
           </w:pPr>
-          <w:hyperlink w:anchor="_Toc213838567" w:history="1">
+          <w:hyperlink w:anchor="_Toc214279482" w:history="1">
             <w:r>
               <w:rPr>
                 <w:rStyle w:val="Hipervnculo"/>
@@ -2345,7 +2345,7 @@
                 <w:noProof/>
                 <w:webHidden/>
               </w:rPr>
-              <w:instrText xml:space="preserve"> PAGEREF _Toc213838567 \h </w:instrText>
+              <w:instrText xml:space="preserve"> PAGEREF _Toc214279482 \h </w:instrText>
             </w:r>
             <w:r>
               <w:rPr>
@@ -2387,7 +2387,7 @@
               <w:lang w:eastAsia="es-MX"/>
             </w:rPr>
           </w:pPr>
-          <w:hyperlink w:anchor="_Toc213838568" w:history="1">
+          <w:hyperlink w:anchor="_Toc214279483" w:history="1">
             <w:r>
               <w:rPr>
                 <w:rStyle w:val="Hipervnculo"/>
@@ -2414,7 +2414,7 @@
                 <w:noProof/>
                 <w:webHidden/>
               </w:rPr>
-              <w:instrText xml:space="preserve"> PAGEREF _Toc213838568 \h </w:instrText>
+              <w:instrText xml:space="preserve"> PAGEREF _Toc214279483 \h </w:instrText>
             </w:r>
             <w:r>
               <w:rPr>
@@ -2460,7 +2460,7 @@
               <w:lang w:eastAsia="es-MX"/>
             </w:rPr>
           </w:pPr>
-          <w:hyperlink w:anchor="_Toc213838569" w:history="1">
+          <w:hyperlink w:anchor="_Toc214279484" w:history="1">
             <w:r>
               <w:rPr>
                 <w:rStyle w:val="Hipervnculo"/>
@@ -2504,7 +2504,7 @@
                 <w:noProof/>
                 <w:webHidden/>
               </w:rPr>
-              <w:instrText xml:space="preserve"> PAGEREF _Toc213838569 \h </w:instrText>
+              <w:instrText xml:space="preserve"> PAGEREF _Toc214279484 \h </w:instrText>
             </w:r>
             <w:r>
               <w:rPr>
@@ -2546,7 +2546,7 @@
               <w:lang w:eastAsia="es-MX"/>
             </w:rPr>
           </w:pPr>
-          <w:hyperlink w:anchor="_Toc213838570" w:history="1">
+          <w:hyperlink w:anchor="_Toc214279485" w:history="1">
             <w:r>
               <w:rPr>
                 <w:rStyle w:val="Hipervnculo"/>
@@ -2573,7 +2573,7 @@
                 <w:noProof/>
                 <w:webHidden/>
               </w:rPr>
-              <w:instrText xml:space="preserve"> PAGEREF _Toc213838570 \h </w:instrText>
+              <w:instrText xml:space="preserve"> PAGEREF _Toc214279485 \h </w:instrText>
             </w:r>
             <w:r>
               <w:rPr>
@@ -2615,7 +2615,7 @@
               <w:lang w:eastAsia="es-MX"/>
             </w:rPr>
           </w:pPr>
-          <w:hyperlink w:anchor="_Toc213838571" w:history="1">
+          <w:hyperlink w:anchor="_Toc214279486" w:history="1">
             <w:r>
               <w:rPr>
                 <w:rStyle w:val="Hipervnculo"/>
@@ -2642,7 +2642,7 @@
                 <w:noProof/>
                 <w:webHidden/>
               </w:rPr>
-              <w:instrText xml:space="preserve"> PAGEREF _Toc213838571 \h </w:instrText>
+              <w:instrText xml:space="preserve"> PAGEREF _Toc214279486 \h </w:instrText>
             </w:r>
             <w:r>
               <w:rPr>
@@ -2684,7 +2684,7 @@
               <w:lang w:eastAsia="es-MX"/>
             </w:rPr>
           </w:pPr>
-          <w:hyperlink w:anchor="_Toc213838572" w:history="1">
+          <w:hyperlink w:anchor="_Toc214279487" w:history="1">
             <w:r>
               <w:rPr>
                 <w:rStyle w:val="Hipervnculo"/>
@@ -2711,7 +2711,7 @@
                 <w:noProof/>
                 <w:webHidden/>
               </w:rPr>
-              <w:instrText xml:space="preserve"> PAGEREF _Toc213838572 \h </w:instrText>
+              <w:instrText xml:space="preserve"> PAGEREF _Toc214279487 \h </w:instrText>
             </w:r>
             <w:r>
               <w:rPr>
@@ -2753,7 +2753,7 @@
               <w:lang w:eastAsia="es-MX"/>
             </w:rPr>
           </w:pPr>
-          <w:hyperlink w:anchor="_Toc213838573" w:history="1">
+          <w:hyperlink w:anchor="_Toc214279488" w:history="1">
             <w:r>
               <w:rPr>
                 <w:rStyle w:val="Hipervnculo"/>
@@ -2780,7 +2780,7 @@
                 <w:noProof/>
                 <w:webHidden/>
               </w:rPr>
-              <w:instrText xml:space="preserve"> PAGEREF _Toc213838573 \h </w:instrText>
+              <w:instrText xml:space="preserve"> PAGEREF _Toc214279488 \h </w:instrText>
             </w:r>
             <w:r>
               <w:rPr>
@@ -2822,7 +2822,7 @@
               <w:lang w:eastAsia="es-MX"/>
             </w:rPr>
           </w:pPr>
-          <w:hyperlink w:anchor="_Toc213838574" w:history="1">
+          <w:hyperlink w:anchor="_Toc214279489" w:history="1">
             <w:r>
               <w:rPr>
                 <w:rStyle w:val="Hipervnculo"/>
@@ -2849,7 +2849,7 @@
                 <w:noProof/>
                 <w:webHidden/>
               </w:rPr>
-              <w:instrText xml:space="preserve"> PAGEREF _Toc213838574 \h </w:instrText>
+              <w:instrText xml:space="preserve"> PAGEREF _Toc214279489 \h </w:instrText>
             </w:r>
             <w:r>
               <w:rPr>
@@ -2895,7 +2895,7 @@
               <w:lang w:eastAsia="es-MX"/>
             </w:rPr>
           </w:pPr>
-          <w:hyperlink w:anchor="_Toc213838575" w:history="1">
+          <w:hyperlink w:anchor="_Toc214279490" w:history="1">
             <w:r>
               <w:rPr>
                 <w:rStyle w:val="Hipervnculo"/>
@@ -2948,7 +2948,7 @@
                 <w:noProof/>
                 <w:webHidden/>
               </w:rPr>
-              <w:instrText xml:space="preserve"> PAGEREF _Toc213838575 \h </w:instrText>
+              <w:instrText xml:space="preserve"> PAGEREF _Toc214279490 \h </w:instrText>
             </w:r>
             <w:r>
               <w:rPr>
@@ -2990,7 +2990,7 @@
               <w:lang w:eastAsia="es-MX"/>
             </w:rPr>
           </w:pPr>
-          <w:hyperlink w:anchor="_Toc213838576" w:history="1">
+          <w:hyperlink w:anchor="_Toc214279491" w:history="1">
             <w:r>
               <w:rPr>
                 <w:rStyle w:val="Hipervnculo"/>
@@ -3017,7 +3017,7 @@
                 <w:noProof/>
                 <w:webHidden/>
               </w:rPr>
-              <w:instrText xml:space="preserve"> PAGEREF _Toc213838576 \h </w:instrText>
+              <w:instrText xml:space="preserve"> PAGEREF _Toc214279491 \h </w:instrText>
             </w:r>
             <w:r>
               <w:rPr>
@@ -3059,7 +3059,7 @@
               <w:lang w:eastAsia="es-MX"/>
             </w:rPr>
           </w:pPr>
-          <w:hyperlink w:anchor="_Toc213838577" w:history="1">
+          <w:hyperlink w:anchor="_Toc214279492" w:history="1">
             <w:r>
               <w:rPr>
                 <w:rStyle w:val="Hipervnculo"/>
@@ -3086,7 +3086,7 @@
                 <w:noProof/>
                 <w:webHidden/>
               </w:rPr>
-              <w:instrText xml:space="preserve"> PAGEREF _Toc213838577 \h </w:instrText>
+              <w:instrText xml:space="preserve"> PAGEREF _Toc214279492 \h </w:instrText>
             </w:r>
             <w:r>
               <w:rPr>
@@ -3128,7 +3128,7 @@
               <w:lang w:eastAsia="es-MX"/>
             </w:rPr>
           </w:pPr>
-          <w:hyperlink w:anchor="_Toc213838578" w:history="1">
+          <w:hyperlink w:anchor="_Toc214279493" w:history="1">
             <w:r>
               <w:rPr>
                 <w:rStyle w:val="Hipervnculo"/>
@@ -3155,7 +3155,7 @@
                 <w:noProof/>
                 <w:webHidden/>
               </w:rPr>
-              <w:instrText xml:space="preserve"> PAGEREF _Toc213838578 \h </w:instrText>
+              <w:instrText xml:space="preserve"> PAGEREF _Toc214279493 \h </w:instrText>
             </w:r>
             <w:r>
               <w:rPr>
@@ -3200,7 +3200,7 @@
               <w:lang w:eastAsia="es-MX"/>
             </w:rPr>
           </w:pPr>
-          <w:hyperlink w:anchor="_Toc213838579" w:history="1">
+          <w:hyperlink w:anchor="_Toc214279494" w:history="1">
             <w:r>
               <w:rPr>
                 <w:rStyle w:val="Hipervnculo"/>
@@ -3227,7 +3227,7 @@
                 <w:noProof/>
                 <w:webHidden/>
               </w:rPr>
-              <w:instrText xml:space="preserve"> PAGEREF _Toc213838579 \h </w:instrText>
+              <w:instrText xml:space="preserve"> PAGEREF _Toc214279494 \h </w:instrText>
             </w:r>
             <w:r>
               <w:rPr>
@@ -3272,7 +3272,7 @@
               <w:lang w:eastAsia="es-MX"/>
             </w:rPr>
           </w:pPr>
-          <w:hyperlink w:anchor="_Toc213838580" w:history="1">
+          <w:hyperlink w:anchor="_Toc214279495" w:history="1">
             <w:r>
               <w:rPr>
                 <w:rStyle w:val="Hipervnculo"/>
@@ -3299,7 +3299,7 @@
                 <w:noProof/>
                 <w:webHidden/>
               </w:rPr>
-              <w:instrText xml:space="preserve"> PAGEREF _Toc213838580 \h </w:instrText>
+              <w:instrText xml:space="preserve"> PAGEREF _Toc214279495 \h </w:instrText>
             </w:r>
             <w:r>
               <w:rPr>
@@ -3344,7 +3344,7 @@
               <w:lang w:eastAsia="es-MX"/>
             </w:rPr>
           </w:pPr>
-          <w:hyperlink w:anchor="_Toc213838581" w:history="1">
+          <w:hyperlink w:anchor="_Toc214279496" w:history="1">
             <w:r>
               <w:rPr>
                 <w:rStyle w:val="Hipervnculo"/>
@@ -3371,7 +3371,7 @@
                 <w:noProof/>
                 <w:webHidden/>
               </w:rPr>
-              <w:instrText xml:space="preserve"> PAGEREF _Toc213838581 \h </w:instrText>
+              <w:instrText xml:space="preserve"> PAGEREF _Toc214279496 \h </w:instrText>
             </w:r>
             <w:r>
               <w:rPr>
@@ -3416,7 +3416,7 @@
               <w:lang w:eastAsia="es-MX"/>
             </w:rPr>
           </w:pPr>
-          <w:hyperlink w:anchor="_Toc213838582" w:history="1">
+          <w:hyperlink w:anchor="_Toc214279497" w:history="1">
             <w:r>
               <w:rPr>
                 <w:rStyle w:val="Hipervnculo"/>
@@ -3443,7 +3443,7 @@
                 <w:noProof/>
                 <w:webHidden/>
               </w:rPr>
-              <w:instrText xml:space="preserve"> PAGEREF _Toc213838582 \h </w:instrText>
+              <w:instrText xml:space="preserve"> PAGEREF _Toc214279497 \h </w:instrText>
             </w:r>
             <w:r>
               <w:rPr>
@@ -3488,7 +3488,7 @@
               <w:lang w:eastAsia="es-MX"/>
             </w:rPr>
           </w:pPr>
-          <w:hyperlink w:anchor="_Toc213838583" w:history="1">
+          <w:hyperlink w:anchor="_Toc214279498" w:history="1">
             <w:r>
               <w:rPr>
                 <w:rStyle w:val="Hipervnculo"/>
@@ -3515,7 +3515,7 @@
                 <w:noProof/>
                 <w:webHidden/>
               </w:rPr>
-              <w:instrText xml:space="preserve"> PAGEREF _Toc213838583 \h </w:instrText>
+              <w:instrText xml:space="preserve"> PAGEREF _Toc214279498 \h </w:instrText>
             </w:r>
             <w:r>
               <w:rPr>
@@ -3572,7 +3572,7 @@
       <w:pPr>
         <w:pStyle w:val="Titulosgenerales"/>
       </w:pPr>
-      <w:bookmarkStart w:id="0" w:name="_Toc213838544"/>
+      <w:bookmarkStart w:id="0" w:name="_Toc214279459"/>
       <w:r>
         <w:lastRenderedPageBreak/>
         <w:t>Introducción</w:t>
@@ -3641,7 +3641,7 @@
           <w:noProof/>
         </w:rPr>
         <w:drawing>
-          <wp:inline distT="0" distB="0" distL="0" distR="0" wp14:anchorId="7F6EC0B0" wp14:editId="366C9B51">
+          <wp:inline distT="0" distB="0" distL="0" distR="0" wp14:anchorId="7F6EC0B0" wp14:editId="4E3DE54A">
             <wp:extent cx="5039833" cy="2834780"/>
             <wp:effectExtent l="0" t="0" r="2540" b="0"/>
             <wp:docPr id="780814074" name="Imagen 5" descr="YouTube Thumbnail Downloader FULL HQ IMAGE"/>
@@ -3835,10 +3835,10 @@
                 <w:rStyle w:val="Extranjerismo"/>
                 <w:lang w:val="es-CO"/>
               </w:rPr>
-              <w:t>stock</w:t>
-            </w:r>
-            <w:r>
-              <w:t xml:space="preserve"> verde, conociendo sus tipos, características, tecnologías y formas de organizarlos para hacer más eficiente y ecológica la operación del negocio.</w:t>
+              <w:t>stocks</w:t>
+            </w:r>
+            <w:r>
+              <w:t xml:space="preserve"> verdes, conociendo sus tipos, características, tecnologías y formas de organizarlos para hacer más eficiente y ecológica la operación del negocio.</w:t>
             </w:r>
           </w:p>
           <w:p>
@@ -3908,7 +3908,7 @@
       <w:pPr>
         <w:pStyle w:val="Ttulo1"/>
       </w:pPr>
-      <w:bookmarkStart w:id="1" w:name="_Toc213838545"/>
+      <w:bookmarkStart w:id="1" w:name="_Toc214279460"/>
       <w:r>
         <w:lastRenderedPageBreak/>
         <w:t xml:space="preserve">Gestión de </w:t>
@@ -3964,7 +3964,7 @@
           <w:rFonts w:eastAsia="Times New Roman"/>
         </w:rPr>
       </w:pPr>
-      <w:bookmarkStart w:id="2" w:name="_Toc213838546"/>
+      <w:bookmarkStart w:id="2" w:name="_Toc214279461"/>
       <w:r>
         <w:t>Concepto</w:t>
       </w:r>
@@ -4052,7 +4052,7 @@
       <w:pPr>
         <w:pStyle w:val="Ttulo2"/>
       </w:pPr>
-      <w:bookmarkStart w:id="3" w:name="_Toc213838547"/>
+      <w:bookmarkStart w:id="3" w:name="_Toc214279462"/>
       <w:r>
         <w:t xml:space="preserve">1.2 </w:t>
       </w:r>
@@ -4405,45 +4405,9 @@
     </w:p>
     <w:p>
       <w:pPr>
-        <w:ind w:firstLine="0"/>
-        <w:rPr>
-          <w:sz w:val="24"/>
-          <w:szCs w:val="24"/>
-          <w:lang w:val="es-419" w:eastAsia="es-CO"/>
-        </w:rPr>
-      </w:pPr>
-      <w:r>
-        <w:rPr>
-          <w:b/>
-          <w:bCs/>
-          <w:sz w:val="24"/>
-          <w:szCs w:val="24"/>
-          <w:lang w:val="es-419" w:eastAsia="es-CO"/>
-        </w:rPr>
-        <w:t>Fuente:</w:t>
-      </w:r>
-      <w:r>
-        <w:rPr>
-          <w:sz w:val="24"/>
-          <w:szCs w:val="24"/>
-          <w:lang w:val="es-419" w:eastAsia="es-CO"/>
-        </w:rPr>
-        <w:t xml:space="preserve"> </w:t>
-      </w:r>
-      <w:r>
-        <w:rPr>
-          <w:sz w:val="24"/>
-          <w:szCs w:val="24"/>
-          <w:lang w:val="es-419" w:eastAsia="es-CO"/>
-        </w:rPr>
-        <w:t xml:space="preserve"> Adaptada de Rodríguez y Jiménez, 2020.</w:t>
-      </w:r>
-    </w:p>
-    <w:p>
-      <w:pPr>
         <w:pStyle w:val="Ttulo2"/>
       </w:pPr>
-      <w:bookmarkStart w:id="4" w:name="_Toc213838548"/>
+      <w:bookmarkStart w:id="4" w:name="_Toc214279463"/>
       <w:r>
         <w:t>1.3 Características</w:t>
       </w:r>
@@ -4578,6 +4542,13 @@
         </w:rPr>
         <w:t xml:space="preserve"> (JIT) para mantener niveles óptimos, evitando acumulaciones excesivas que pueden derivar en desperdicios o deterioros.</w:t>
       </w:r>
+    </w:p>
+    <w:p>
+      <w:pPr>
+        <w:rPr>
+          <w:lang w:val="es-419" w:eastAsia="es-CO"/>
+        </w:rPr>
+      </w:pPr>
     </w:p>
     <w:p>
       <w:pPr>
@@ -4810,7 +4781,7 @@
       <w:pPr>
         <w:pStyle w:val="Ttulo2"/>
       </w:pPr>
-      <w:bookmarkStart w:id="5" w:name="_Toc213838549"/>
+      <w:bookmarkStart w:id="5" w:name="_Toc214279464"/>
       <w:r>
         <w:t>1.4 Tecnologías</w:t>
       </w:r>
@@ -5906,7 +5877,7 @@
       <w:pPr>
         <w:pStyle w:val="Ttulo2"/>
       </w:pPr>
-      <w:bookmarkStart w:id="6" w:name="_Toc213838550"/>
+      <w:bookmarkStart w:id="6" w:name="_Toc214279465"/>
       <w:r>
         <w:lastRenderedPageBreak/>
         <w:t>1.5 Ubicación</w:t>
@@ -6088,45 +6059,9 @@
     </w:p>
     <w:p>
       <w:pPr>
-        <w:ind w:firstLine="0"/>
-        <w:rPr>
-          <w:sz w:val="24"/>
-          <w:szCs w:val="24"/>
-          <w:lang w:val="es-419" w:eastAsia="es-CO"/>
-        </w:rPr>
-      </w:pPr>
-      <w:r>
-        <w:rPr>
-          <w:b/>
-          <w:bCs/>
-          <w:sz w:val="24"/>
-          <w:szCs w:val="24"/>
-          <w:lang w:val="es-419" w:eastAsia="es-CO"/>
-        </w:rPr>
-        <w:t>Fuente:</w:t>
-      </w:r>
-      <w:r>
-        <w:rPr>
-          <w:sz w:val="24"/>
-          <w:szCs w:val="24"/>
-          <w:lang w:val="es-419" w:eastAsia="es-CO"/>
-        </w:rPr>
-        <w:t xml:space="preserve"> </w:t>
-      </w:r>
-      <w:r>
-        <w:rPr>
-          <w:sz w:val="24"/>
-          <w:szCs w:val="24"/>
-          <w:lang w:val="es-419" w:eastAsia="es-CO"/>
-        </w:rPr>
-        <w:t xml:space="preserve"> Adaptada de principios de logística verde.</w:t>
-      </w:r>
-    </w:p>
-    <w:p>
-      <w:pPr>
         <w:pStyle w:val="Ttulo2"/>
       </w:pPr>
-      <w:bookmarkStart w:id="7" w:name="_Toc213838551"/>
+      <w:bookmarkStart w:id="7" w:name="_Toc214279466"/>
       <w:r>
         <w:lastRenderedPageBreak/>
         <w:t>1.6 Técnicas de implementación</w:t>
@@ -6379,11 +6314,9 @@
       <w:r>
         <w:t xml:space="preserve">Recolección de empaques para </w:t>
       </w:r>
-      <w:proofErr w:type="spellStart"/>
-      <w:r>
-        <w:t>reuso</w:t>
-      </w:r>
-      <w:proofErr w:type="spellEnd"/>
+      <w:r>
+        <w:t>reúso</w:t>
+      </w:r>
       <w:r>
         <w:t xml:space="preserve"> o reciclaje.</w:t>
       </w:r>
@@ -6787,7 +6720,7 @@
       <w:pPr>
         <w:pStyle w:val="Ttulo1"/>
       </w:pPr>
-      <w:bookmarkStart w:id="8" w:name="_Toc213838552"/>
+      <w:bookmarkStart w:id="8" w:name="_Toc214279467"/>
       <w:r>
         <w:lastRenderedPageBreak/>
         <w:t>Canales de distribución verde</w:t>
@@ -6803,7 +6736,7 @@
       <w:pPr>
         <w:pStyle w:val="Ttulo2"/>
       </w:pPr>
-      <w:bookmarkStart w:id="9" w:name="_Toc213838553"/>
+      <w:bookmarkStart w:id="9" w:name="_Toc214279468"/>
       <w:r>
         <w:t>2.1 Concepto</w:t>
       </w:r>
@@ -6823,7 +6756,7 @@
       <w:pPr>
         <w:pStyle w:val="Ttulo2"/>
       </w:pPr>
-      <w:bookmarkStart w:id="10" w:name="_Toc213838554"/>
+      <w:bookmarkStart w:id="10" w:name="_Toc214279469"/>
       <w:r>
         <w:t>2.2 Clasificación</w:t>
       </w:r>
@@ -6934,15 +6867,9 @@
       <w:r>
         <w:rPr>
           <w:rStyle w:val="Extranjerismo"/>
-        </w:rPr>
-        <w:t>online</w:t>
-      </w:r>
-      <w:r>
-        <w:rPr>
-          <w:rStyle w:val="Extranjerismo"/>
-          <w:lang w:val="es-419" w:eastAsia="es-CO"/>
-        </w:rPr>
-        <w:t xml:space="preserve"> </w:t>
+          <w:lang w:val="es-419" w:eastAsia="es-CO"/>
+        </w:rPr>
+        <w:t xml:space="preserve">online </w:t>
       </w:r>
       <w:r>
         <w:rPr>
@@ -7122,7 +7049,7 @@
       <w:pPr>
         <w:pStyle w:val="Ttulo2"/>
       </w:pPr>
-      <w:bookmarkStart w:id="11" w:name="_Toc213838555"/>
+      <w:bookmarkStart w:id="11" w:name="_Toc214279470"/>
       <w:r>
         <w:lastRenderedPageBreak/>
         <w:t>2.3 Características</w:t>
@@ -7546,7 +7473,7 @@
       <w:pPr>
         <w:pStyle w:val="Ttulo2"/>
       </w:pPr>
-      <w:bookmarkStart w:id="12" w:name="_Toc213838556"/>
+      <w:bookmarkStart w:id="12" w:name="_Toc214279471"/>
       <w:r>
         <w:t>2.4 Sistema</w:t>
       </w:r>
@@ -7788,7 +7715,7 @@
       <w:pPr>
         <w:pStyle w:val="Ttulo2"/>
       </w:pPr>
-      <w:bookmarkStart w:id="13" w:name="_Toc213838557"/>
+      <w:bookmarkStart w:id="13" w:name="_Toc214279472"/>
       <w:r>
         <w:lastRenderedPageBreak/>
         <w:t>2.5 Estructura</w:t>
@@ -8181,7 +8108,7 @@
       <w:pPr>
         <w:pStyle w:val="Ttulo2"/>
       </w:pPr>
-      <w:bookmarkStart w:id="14" w:name="_Toc213838558"/>
+      <w:bookmarkStart w:id="14" w:name="_Toc214279473"/>
       <w:r>
         <w:lastRenderedPageBreak/>
         <w:t>2.6 Métodos de selección</w:t>
@@ -8314,10 +8241,16 @@
       <w:pPr>
         <w:pStyle w:val="Ttulo1"/>
       </w:pPr>
-      <w:bookmarkStart w:id="15" w:name="_Toc213838559"/>
+      <w:bookmarkStart w:id="15" w:name="_Toc214279474"/>
       <w:r>
         <w:lastRenderedPageBreak/>
-        <w:t>Comunicación sostenible</w:t>
+        <w:t xml:space="preserve">Comunicación </w:t>
+      </w:r>
+      <w:r>
+        <w:t xml:space="preserve">comercial </w:t>
+      </w:r>
+      <w:r>
+        <w:t>sostenible</w:t>
       </w:r>
       <w:bookmarkEnd w:id="15"/>
     </w:p>
@@ -8349,7 +8282,7 @@
       <w:pPr>
         <w:pStyle w:val="Ttulo2"/>
       </w:pPr>
-      <w:bookmarkStart w:id="16" w:name="_Toc213838560"/>
+      <w:bookmarkStart w:id="16" w:name="_Toc214279475"/>
       <w:r>
         <w:t>3.1 Concepto</w:t>
       </w:r>
@@ -8411,7 +8344,7 @@
       <w:pPr>
         <w:pStyle w:val="Ttulo2"/>
       </w:pPr>
-      <w:bookmarkStart w:id="17" w:name="_Toc213838561"/>
+      <w:bookmarkStart w:id="17" w:name="_Toc214279476"/>
       <w:r>
         <w:t>3.2 Clases</w:t>
       </w:r>
@@ -8785,7 +8718,7 @@
       <w:pPr>
         <w:pStyle w:val="Ttulo2"/>
       </w:pPr>
-      <w:bookmarkStart w:id="18" w:name="_Toc213838562"/>
+      <w:bookmarkStart w:id="18" w:name="_Toc214279477"/>
       <w:r>
         <w:lastRenderedPageBreak/>
         <w:t>3.3 Usos</w:t>
@@ -8933,7 +8866,7 @@
       <w:pPr>
         <w:pStyle w:val="Ttulo2"/>
       </w:pPr>
-      <w:bookmarkStart w:id="19" w:name="_Toc213838563"/>
+      <w:bookmarkStart w:id="19" w:name="_Toc214279478"/>
       <w:r>
         <w:t>3.4 Tipos de material</w:t>
       </w:r>
@@ -9305,7 +9238,7 @@
       <w:pPr>
         <w:pStyle w:val="Ttulo1"/>
       </w:pPr>
-      <w:bookmarkStart w:id="20" w:name="_Toc213838564"/>
+      <w:bookmarkStart w:id="20" w:name="_Toc214279479"/>
       <w:r>
         <w:lastRenderedPageBreak/>
         <w:t>Identidad corporativa verde</w:t>
@@ -9321,7 +9254,7 @@
       <w:pPr>
         <w:pStyle w:val="Ttulo2"/>
       </w:pPr>
-      <w:bookmarkStart w:id="21" w:name="_Toc213838565"/>
+      <w:bookmarkStart w:id="21" w:name="_Toc214279480"/>
       <w:r>
         <w:t>4.1 Concepto</w:t>
       </w:r>
@@ -9356,7 +9289,7 @@
       <w:pPr>
         <w:pStyle w:val="Ttulo2"/>
       </w:pPr>
-      <w:bookmarkStart w:id="22" w:name="_Toc213838566"/>
+      <w:bookmarkStart w:id="22" w:name="_Toc214279481"/>
       <w:r>
         <w:t>4.2 Imagen</w:t>
       </w:r>
@@ -9371,7 +9304,7 @@
       <w:pPr>
         <w:pStyle w:val="Ttulo2"/>
       </w:pPr>
-      <w:bookmarkStart w:id="23" w:name="_Toc213838567"/>
+      <w:bookmarkStart w:id="23" w:name="_Toc214279482"/>
       <w:r>
         <w:t>4.3 Lineamientos</w:t>
       </w:r>
@@ -9658,7 +9591,7 @@
       <w:pPr>
         <w:pStyle w:val="Ttulo2"/>
       </w:pPr>
-      <w:bookmarkStart w:id="24" w:name="_Toc213838568"/>
+      <w:bookmarkStart w:id="24" w:name="_Toc214279483"/>
       <w:r>
         <w:t>4.4 Manual</w:t>
       </w:r>
@@ -9924,7 +9857,7 @@
       <w:pPr>
         <w:pStyle w:val="Ttulo1"/>
       </w:pPr>
-      <w:bookmarkStart w:id="25" w:name="_Toc213838569"/>
+      <w:bookmarkStart w:id="25" w:name="_Toc214279484"/>
       <w:r>
         <w:lastRenderedPageBreak/>
         <w:t>Campaña promocional verde</w:t>
@@ -9947,14 +9880,26 @@
         <w:rPr>
           <w:lang w:val="es-419" w:eastAsia="es-CO"/>
         </w:rPr>
-        <w:t xml:space="preserve"> más conciente.</w:t>
+        <w:t xml:space="preserve"> más con</w:t>
+      </w:r>
+      <w:r>
+        <w:rPr>
+          <w:lang w:val="es-419" w:eastAsia="es-CO"/>
+        </w:rPr>
+        <w:t>s</w:t>
+      </w:r>
+      <w:r>
+        <w:rPr>
+          <w:lang w:val="es-419" w:eastAsia="es-CO"/>
+        </w:rPr>
+        <w:t>ciente.</w:t>
       </w:r>
     </w:p>
     <w:p>
       <w:pPr>
         <w:pStyle w:val="Ttulo2"/>
       </w:pPr>
-      <w:bookmarkStart w:id="26" w:name="_Toc213838570"/>
+      <w:bookmarkStart w:id="26" w:name="_Toc214279485"/>
       <w:r>
         <w:t>5.1 Concepto</w:t>
       </w:r>
@@ -9990,7 +9935,7 @@
       <w:pPr>
         <w:pStyle w:val="Ttulo2"/>
       </w:pPr>
-      <w:bookmarkStart w:id="27" w:name="_Toc213838571"/>
+      <w:bookmarkStart w:id="27" w:name="_Toc214279486"/>
       <w:r>
         <w:t>5.2 Clases</w:t>
       </w:r>
@@ -10143,7 +10088,7 @@
       <w:r>
         <w:t xml:space="preserve"> </w:t>
       </w:r>
-      <w:bookmarkStart w:id="28" w:name="_Toc213838572"/>
+      <w:bookmarkStart w:id="28" w:name="_Toc214279487"/>
       <w:r>
         <w:t>5.3 Estructura</w:t>
       </w:r>
@@ -10728,7 +10673,7 @@
       <w:pPr>
         <w:pStyle w:val="Ttulo2"/>
       </w:pPr>
-      <w:bookmarkStart w:id="29" w:name="_Toc213838573"/>
+      <w:bookmarkStart w:id="29" w:name="_Toc214279488"/>
       <w:r>
         <w:t>5.4 Presupuesto</w:t>
       </w:r>
@@ -10974,7 +10919,7 @@
       <w:pPr>
         <w:pStyle w:val="Ttulo2"/>
       </w:pPr>
-      <w:bookmarkStart w:id="30" w:name="_Toc213838574"/>
+      <w:bookmarkStart w:id="30" w:name="_Toc214279489"/>
       <w:r>
         <w:t>5.5 Materiales</w:t>
       </w:r>
@@ -11176,7 +11121,7 @@
       <w:pPr>
         <w:pStyle w:val="Ttulo1"/>
       </w:pPr>
-      <w:bookmarkStart w:id="31" w:name="_Toc213838575"/>
+      <w:bookmarkStart w:id="31" w:name="_Toc214279490"/>
       <w:r>
         <w:rPr>
           <w:rStyle w:val="Extranjerismo"/>
@@ -11219,7 +11164,7 @@
       <w:pPr>
         <w:pStyle w:val="Ttulo2"/>
       </w:pPr>
-      <w:bookmarkStart w:id="32" w:name="_Toc213838576"/>
+      <w:bookmarkStart w:id="32" w:name="_Toc214279491"/>
       <w:r>
         <w:t>6.1 Concepto</w:t>
       </w:r>
@@ -11268,7 +11213,7 @@
       <w:pPr>
         <w:pStyle w:val="Ttulo2"/>
       </w:pPr>
-      <w:bookmarkStart w:id="33" w:name="_Toc213838577"/>
+      <w:bookmarkStart w:id="33" w:name="_Toc214279492"/>
       <w:r>
         <w:t>6.2 Estrategias</w:t>
       </w:r>
@@ -11577,7 +11522,7 @@
       <w:pPr>
         <w:pStyle w:val="Ttulo2"/>
       </w:pPr>
-      <w:bookmarkStart w:id="34" w:name="_Toc213838578"/>
+      <w:bookmarkStart w:id="34" w:name="_Toc214279493"/>
       <w:r>
         <w:t>6.3 Herramientas</w:t>
       </w:r>
@@ -11776,19 +11721,7 @@
           <w:lang w:val="es-419" w:eastAsia="es-CO"/>
         </w:rPr>
         <w:lastRenderedPageBreak/>
-        <w:t xml:space="preserve">la huella de carbono generada por la actividad </w:t>
-      </w:r>
-      <w:r>
-        <w:rPr>
-          <w:rStyle w:val="Extranjerismo"/>
-        </w:rPr>
-        <w:t>online</w:t>
-      </w:r>
-      <w:r>
-        <w:rPr>
-          <w:lang w:val="es-419" w:eastAsia="es-CO"/>
-        </w:rPr>
-        <w:t xml:space="preserve"> y permiten ajustar estrategias para minimizar la contaminación digital, fomentando una comunicación más eficiente y sostenible.</w:t>
+        <w:t>la huella de carbono generada por la actividad online y permiten ajustar estrategias para minimizar la contaminación digital, fomentando una comunicación más eficiente y sostenible.</w:t>
       </w:r>
     </w:p>
     <w:p>
@@ -11934,7 +11867,7 @@
         </w:numPr>
         <w:ind w:left="360"/>
       </w:pPr>
-      <w:bookmarkStart w:id="35" w:name="_Toc213838579"/>
+      <w:bookmarkStart w:id="35" w:name="_Toc214279494"/>
       <w:r>
         <w:lastRenderedPageBreak/>
         <w:t>Síntesis</w:t>
@@ -11961,7 +11894,7 @@
           <w:rStyle w:val="Extranjerismo"/>
           <w:lang w:val="es-419" w:eastAsia="es-CO"/>
         </w:rPr>
-        <w:t>stock</w:t>
+        <w:t>stocks</w:t>
       </w:r>
       <w:r>
         <w:rPr>
@@ -12049,7 +11982,7 @@
       <w:pPr>
         <w:pStyle w:val="Titulosgenerales"/>
       </w:pPr>
-      <w:bookmarkStart w:id="36" w:name="_Toc213838580"/>
+      <w:bookmarkStart w:id="36" w:name="_Toc214279495"/>
       <w:r>
         <w:lastRenderedPageBreak/>
         <w:t>Glosario</w:t>
@@ -12613,7 +12546,7 @@
       <w:pPr>
         <w:pStyle w:val="Titulosgenerales"/>
       </w:pPr>
-      <w:bookmarkStart w:id="37" w:name="_Toc213838581"/>
+      <w:bookmarkStart w:id="37" w:name="_Toc214279496"/>
       <w:r>
         <w:lastRenderedPageBreak/>
         <w:t>Material complementario</w:t>
@@ -13156,7 +13089,7 @@
       <w:pPr>
         <w:pStyle w:val="Titulosgenerales"/>
       </w:pPr>
-      <w:bookmarkStart w:id="38" w:name="_Toc213838582"/>
+      <w:bookmarkStart w:id="38" w:name="_Toc214279497"/>
       <w:r>
         <w:lastRenderedPageBreak/>
         <w:t>Referencias bibliográficas</w:t>
@@ -13574,7 +13507,7 @@
       <w:pPr>
         <w:pStyle w:val="Titulosgenerales"/>
       </w:pPr>
-      <w:bookmarkStart w:id="39" w:name="_Toc213838583"/>
+      <w:bookmarkStart w:id="39" w:name="_Toc214279498"/>
       <w:r>
         <w:lastRenderedPageBreak/>
         <w:t>C</w:t>
@@ -14084,21 +14017,7 @@
                 <w:sz w:val="28"/>
                 <w:szCs w:val="28"/>
               </w:rPr>
-              <w:t>Diseñador</w:t>
-            </w:r>
-            <w:r>
-              <w:rPr>
-                <w:sz w:val="28"/>
-                <w:szCs w:val="28"/>
-              </w:rPr>
-              <w:t>a</w:t>
-            </w:r>
-            <w:r>
-              <w:rPr>
-                <w:sz w:val="28"/>
-                <w:szCs w:val="28"/>
-              </w:rPr>
-              <w:t xml:space="preserve"> </w:t>
+              <w:t xml:space="preserve">Diseñador </w:t>
             </w:r>
             <w:r>
               <w:rPr>
@@ -24989,6 +24908,30 @@
 </file>
 
 <file path=customXml/item1.xml><?xml version="1.0" encoding="utf-8"?>
+<b:Sources xmlns:b="http://schemas.openxmlformats.org/officeDocument/2006/bibliography" xmlns="http://schemas.openxmlformats.org/officeDocument/2006/bibliography" SelectedStyle="\APASixthEditionOfficeOnline.xsl" StyleName="APA" Version="6"/>
+</file>
+
+<file path=customXml/item2.xml><?xml version="1.0" encoding="utf-8"?>
+<p:properties xmlns:p="http://schemas.microsoft.com/office/2006/metadata/properties" xmlns:xsi="http://www.w3.org/2001/XMLSchema-instance" xmlns:pc="http://schemas.microsoft.com/office/infopath/2007/PartnerControls">
+  <documentManagement>
+    <TaxCatchAll xmlns="adccf511-daff-4bcb-9072-914cedbf4c7e" xsi:nil="true"/>
+    <lcf76f155ced4ddcb4097134ff3c332f xmlns="a70d3c18-0869-45a1-9f75-4b4b8f0f32be">
+      <Terms xmlns="http://schemas.microsoft.com/office/infopath/2007/PartnerControls"/>
+    </lcf76f155ced4ddcb4097134ff3c332f>
+  </documentManagement>
+</p:properties>
+</file>
+
+<file path=customXml/item3.xml><?xml version="1.0" encoding="utf-8"?>
+<?mso-contentType ?>
+<FormTemplates xmlns="http://schemas.microsoft.com/sharepoint/v3/contenttype/forms">
+  <Display>DocumentLibraryForm</Display>
+  <Edit>DocumentLibraryForm</Edit>
+  <New>DocumentLibraryForm</New>
+</FormTemplates>
+</file>
+
+<file path=customXml/item4.xml><?xml version="1.0" encoding="utf-8"?>
 <ct:contentTypeSchema xmlns:ct="http://schemas.microsoft.com/office/2006/metadata/contentType" xmlns:ma="http://schemas.microsoft.com/office/2006/metadata/properties/metaAttributes" ct:_="" ma:_="" ma:contentTypeName="Documento" ma:contentTypeID="0x010100FC2B1768DD5A774EB396CCAB0DE361C1" ma:contentTypeVersion="12" ma:contentTypeDescription="Crear nuevo documento." ma:contentTypeScope="" ma:versionID="d4a546b22d2924edabf51241cf3422b8">
   <xsd:schema xmlns:xsd="http://www.w3.org/2001/XMLSchema" xmlns:xs="http://www.w3.org/2001/XMLSchema" xmlns:p="http://schemas.microsoft.com/office/2006/metadata/properties" xmlns:ns2="a70d3c18-0869-45a1-9f75-4b4b8f0f32be" xmlns:ns3="adccf511-daff-4bcb-9072-914cedbf4c7e" targetNamespace="http://schemas.microsoft.com/office/2006/metadata/properties" ma:root="true" ma:fieldsID="e29002b2d9ca820e89c57fc59ec70c79" ns2:_="" ns3:_="">
     <xsd:import namespace="a70d3c18-0869-45a1-9f75-4b4b8f0f32be"/>
@@ -25189,35 +25132,7 @@
 </ct:contentTypeSchema>
 </file>
 
-<file path=customXml/item2.xml><?xml version="1.0" encoding="utf-8"?>
-<b:Sources xmlns:b="http://schemas.openxmlformats.org/officeDocument/2006/bibliography" xmlns="http://schemas.openxmlformats.org/officeDocument/2006/bibliography" SelectedStyle="\APASixthEditionOfficeOnline.xsl" StyleName="APA" Version="6"/>
-</file>
-
-<file path=customXml/item3.xml><?xml version="1.0" encoding="utf-8"?>
-<p:properties xmlns:p="http://schemas.microsoft.com/office/2006/metadata/properties" xmlns:xsi="http://www.w3.org/2001/XMLSchema-instance" xmlns:pc="http://schemas.microsoft.com/office/infopath/2007/PartnerControls">
-  <documentManagement>
-    <TaxCatchAll xmlns="adccf511-daff-4bcb-9072-914cedbf4c7e" xsi:nil="true"/>
-    <lcf76f155ced4ddcb4097134ff3c332f xmlns="a70d3c18-0869-45a1-9f75-4b4b8f0f32be">
-      <Terms xmlns="http://schemas.microsoft.com/office/infopath/2007/PartnerControls"/>
-    </lcf76f155ced4ddcb4097134ff3c332f>
-  </documentManagement>
-</p:properties>
-</file>
-
-<file path=customXml/item4.xml><?xml version="1.0" encoding="utf-8"?>
-<?mso-contentType ?>
-<FormTemplates xmlns="http://schemas.microsoft.com/sharepoint/v3/contenttype/forms">
-  <Display>DocumentLibraryForm</Display>
-  <Edit>DocumentLibraryForm</Edit>
-  <New>DocumentLibraryForm</New>
-</FormTemplates>
-</file>
-
 <file path=customXml/itemProps1.xml><?xml version="1.0" encoding="utf-8"?>
-<ds:datastoreItem xmlns:ds="http://schemas.openxmlformats.org/officeDocument/2006/customXml" ds:itemID="{F872B199-545F-4D8A-90D4-5078ED1F9D7B}"/>
-</file>
-
-<file path=customXml/itemProps2.xml><?xml version="1.0" encoding="utf-8"?>
 <ds:datastoreItem xmlns:ds="http://schemas.openxmlformats.org/officeDocument/2006/customXml" ds:itemID="{E8AB44A3-7C62-4BD2-82ED-8ABC209970FA}">
   <ds:schemaRefs>
     <ds:schemaRef ds:uri="http://schemas.openxmlformats.org/officeDocument/2006/bibliography"/>
@@ -25225,7 +25140,7 @@
 </ds:datastoreItem>
 </file>
 
-<file path=customXml/itemProps3.xml><?xml version="1.0" encoding="utf-8"?>
+<file path=customXml/itemProps2.xml><?xml version="1.0" encoding="utf-8"?>
 <ds:datastoreItem xmlns:ds="http://schemas.openxmlformats.org/officeDocument/2006/customXml" ds:itemID="{6929C9FE-9F22-4B98-96EF-1B541B3BD0B2}">
   <ds:schemaRefs>
     <ds:schemaRef ds:uri="http://schemas.microsoft.com/office/2006/metadata/properties"/>
@@ -25236,10 +25151,14 @@
 </ds:datastoreItem>
 </file>
 
-<file path=customXml/itemProps4.xml><?xml version="1.0" encoding="utf-8"?>
+<file path=customXml/itemProps3.xml><?xml version="1.0" encoding="utf-8"?>
 <ds:datastoreItem xmlns:ds="http://schemas.openxmlformats.org/officeDocument/2006/customXml" ds:itemID="{81CBDEC1-3B00-44ED-AD36-0268077980BA}">
   <ds:schemaRefs>
     <ds:schemaRef ds:uri="http://schemas.microsoft.com/sharepoint/v3/contenttype/forms"/>
   </ds:schemaRefs>
 </ds:datastoreItem>
+</file>
+
+<file path=customXml/itemProps4.xml><?xml version="1.0" encoding="utf-8"?>
+<ds:datastoreItem xmlns:ds="http://schemas.openxmlformats.org/officeDocument/2006/customXml" ds:itemID="{AB0106D4-18F5-466C-8F54-69799D6EB78B}"/>
 </file>
--- a/fuentes/CFA2_62110066_DU.docx
+++ b/fuentes/CFA2_62110066_DU.docx
@@ -24932,8 +24932,8 @@
 </file>
 
 <file path=customXml/item4.xml><?xml version="1.0" encoding="utf-8"?>
-<ct:contentTypeSchema xmlns:ct="http://schemas.microsoft.com/office/2006/metadata/contentType" xmlns:ma="http://schemas.microsoft.com/office/2006/metadata/properties/metaAttributes" ct:_="" ma:_="" ma:contentTypeName="Documento" ma:contentTypeID="0x010100FC2B1768DD5A774EB396CCAB0DE361C1" ma:contentTypeVersion="12" ma:contentTypeDescription="Crear nuevo documento." ma:contentTypeScope="" ma:versionID="d4a546b22d2924edabf51241cf3422b8">
-  <xsd:schema xmlns:xsd="http://www.w3.org/2001/XMLSchema" xmlns:xs="http://www.w3.org/2001/XMLSchema" xmlns:p="http://schemas.microsoft.com/office/2006/metadata/properties" xmlns:ns2="a70d3c18-0869-45a1-9f75-4b4b8f0f32be" xmlns:ns3="adccf511-daff-4bcb-9072-914cedbf4c7e" targetNamespace="http://schemas.microsoft.com/office/2006/metadata/properties" ma:root="true" ma:fieldsID="e29002b2d9ca820e89c57fc59ec70c79" ns2:_="" ns3:_="">
+<ct:contentTypeSchema xmlns:ct="http://schemas.microsoft.com/office/2006/metadata/contentType" xmlns:ma="http://schemas.microsoft.com/office/2006/metadata/properties/metaAttributes" ct:_="" ma:_="" ma:contentTypeName="Documento" ma:contentTypeID="0x010100FC2B1768DD5A774EB396CCAB0DE361C1" ma:contentTypeVersion="12" ma:contentTypeDescription="Crear nuevo documento." ma:contentTypeScope="" ma:versionID="cb0e967054766e77e9abf3380aaec2f9">
+  <xsd:schema xmlns:xsd="http://www.w3.org/2001/XMLSchema" xmlns:xs="http://www.w3.org/2001/XMLSchema" xmlns:p="http://schemas.microsoft.com/office/2006/metadata/properties" xmlns:ns2="a70d3c18-0869-45a1-9f75-4b4b8f0f32be" xmlns:ns3="adccf511-daff-4bcb-9072-914cedbf4c7e" targetNamespace="http://schemas.microsoft.com/office/2006/metadata/properties" ma:root="true" ma:fieldsID="e7d77fbbcf22647d83eeb28c82daf0af" ns2:_="" ns3:_="">
     <xsd:import namespace="a70d3c18-0869-45a1-9f75-4b4b8f0f32be"/>
     <xsd:import namespace="adccf511-daff-4bcb-9072-914cedbf4c7e"/>
     <xsd:element name="properties">
@@ -25160,5 +25160,5 @@
 </file>
 
 <file path=customXml/itemProps4.xml><?xml version="1.0" encoding="utf-8"?>
-<ds:datastoreItem xmlns:ds="http://schemas.openxmlformats.org/officeDocument/2006/customXml" ds:itemID="{AB0106D4-18F5-466C-8F54-69799D6EB78B}"/>
+<ds:datastoreItem xmlns:ds="http://schemas.openxmlformats.org/officeDocument/2006/customXml" ds:itemID="{E04EDEDA-4A64-4567-8CC2-FD5340577F5E}"/>
 </file>